--- a/export interface Model.docx
+++ b/export interface Model.docx
@@ -6390,8 +6390,6 @@
         </w:rPr>
         <w:t xml:space="preserve">                     </w:t>
       </w:r>
-      <w:bookmarkStart w:id="0" w:name="_GoBack"/>
-      <w:bookmarkEnd w:id="0"/>
       <w:r>
         <w:rPr>
           <w:rFonts w:ascii="Consolas" w:eastAsia="Times New Roman" w:hAnsi="Consolas" w:cs="Times New Roman"/>
@@ -21975,6 +21973,60 @@
       <w:r>
         <w:t>"*</w:t>
       </w:r>
+    </w:p>
+    <w:p/>
+    <w:p/>
+    <w:p/>
+    <w:p/>
+    <w:p/>
+    <w:p/>
+    <w:p/>
+    <w:p/>
+    <w:p/>
+    <w:p>
+      <w:r>
+        <w:t>(</w:t>
+      </w:r>
+      <w:r>
+        <w:t xml:space="preserve">ISSUED </w:t>
+      </w:r>
+      <w:r>
+        <w:rPr>
+          <w:rFonts w:ascii="Nirmala UI" w:hAnsi="Nirmala UI" w:cs="Nirmala UI"/>
+        </w:rPr>
+        <w:t>অটো</w:t>
+      </w:r>
+      <w:r>
+        <w:t xml:space="preserve"> </w:t>
+      </w:r>
+      <w:r>
+        <w:rPr>
+          <w:rFonts w:ascii="Nirmala UI" w:hAnsi="Nirmala UI" w:cs="Nirmala UI"/>
+        </w:rPr>
+        <w:t>করার</w:t>
+      </w:r>
+      <w:r>
+        <w:t xml:space="preserve"> </w:t>
+      </w:r>
+      <w:r>
+        <w:rPr>
+          <w:rFonts w:ascii="Nirmala UI" w:hAnsi="Nirmala UI" w:cs="Nirmala UI"/>
+        </w:rPr>
+        <w:t>নিয়ম</w:t>
+      </w:r>
+      <w:r>
+        <w:t>:PROCOURMENT jokhon data save/send korbe tokhon sob details soho MANAGER er kace gmail jabe ,jekhaned ISSUED button thakbe ISSUED button ee click korle Status ISSUED hoye jabe and SUPPLIER er kace gmail send hobe PurchaseOrder details soho and SUPPLIER er dashboard ee show korbe and SUPPLIER er gmail and dashboard ee RECEIVED button show korbe jekhene click korle Status update hoye RECEIVED  hoye jabe. jokhon shipment korar somay jodi PurchaseOrder er tulonay kom Quantity shipment kore tokhon Status auto hupate hoye PARTIALLY_RECEIVED hoye jabe</w:t>
+      </w:r>
+      <w:r>
+        <w:t>) baki code er kono change hobena</w:t>
+      </w:r>
+      <w:r>
+        <w:t xml:space="preserve"> </w:t>
+      </w:r>
+    </w:p>
+    <w:p>
+      <w:bookmarkStart w:id="0" w:name="_GoBack"/>
+      <w:bookmarkEnd w:id="0"/>
     </w:p>
     <w:sectPr>
       <w:pgSz w:w="12240" w:h="15840"/>

--- a/export interface Model.docx
+++ b/export interface Model.docx
@@ -22024,10 +22024,2733 @@
         <w:t xml:space="preserve"> </w:t>
       </w:r>
     </w:p>
+    <w:p/>
+    <w:p/>
+    <w:p/>
+    <w:p/>
+    <w:p>
+      <w:pPr>
+        <w:spacing w:before="100" w:beforeAutospacing="1" w:after="100" w:afterAutospacing="1" w:line="240" w:lineRule="auto"/>
+        <w:outlineLvl w:val="2"/>
+        <w:rPr>
+          <w:rFonts w:ascii="Times New Roman" w:eastAsia="Times New Roman" w:hAnsi="Times New Roman" w:cs="Times New Roman"/>
+          <w:b/>
+          <w:bCs/>
+          <w:sz w:val="27"/>
+          <w:szCs w:val="27"/>
+        </w:rPr>
+      </w:pPr>
+      <w:r>
+        <w:rPr>
+          <w:rFonts w:ascii="Nirmala UI" w:eastAsia="Times New Roman" w:hAnsi="Nirmala UI" w:cs="Nirmala UI"/>
+          <w:b/>
+          <w:bCs/>
+          <w:sz w:val="27"/>
+          <w:szCs w:val="27"/>
+        </w:rPr>
+        <w:t>২</w:t>
+      </w:r>
+      <w:r>
+        <w:rPr>
+          <w:rFonts w:ascii="Times New Roman" w:eastAsia="Times New Roman" w:hAnsi="Times New Roman" w:cs="Times New Roman"/>
+          <w:b/>
+          <w:bCs/>
+          <w:sz w:val="27"/>
+          <w:szCs w:val="27"/>
+        </w:rPr>
+        <w:t xml:space="preserve">. </w:t>
+      </w:r>
+      <w:r>
+        <w:rPr>
+          <w:rFonts w:ascii="Nirmala UI" w:eastAsia="Times New Roman" w:hAnsi="Nirmala UI" w:cs="Nirmala UI"/>
+          <w:b/>
+          <w:bCs/>
+          <w:sz w:val="27"/>
+          <w:szCs w:val="27"/>
+        </w:rPr>
+        <w:t>দ্বিতীয়</w:t>
+      </w:r>
+      <w:r>
+        <w:rPr>
+          <w:rFonts w:ascii="Times New Roman" w:eastAsia="Times New Roman" w:hAnsi="Times New Roman" w:cs="Times New Roman"/>
+          <w:b/>
+          <w:bCs/>
+          <w:sz w:val="27"/>
+          <w:szCs w:val="27"/>
+        </w:rPr>
+        <w:t xml:space="preserve"> </w:t>
+      </w:r>
+      <w:r>
+        <w:rPr>
+          <w:rFonts w:ascii="Nirmala UI" w:eastAsia="Times New Roman" w:hAnsi="Nirmala UI" w:cs="Nirmala UI"/>
+          <w:b/>
+          <w:bCs/>
+          <w:sz w:val="27"/>
+          <w:szCs w:val="27"/>
+        </w:rPr>
+        <w:t>মেথড</w:t>
+      </w:r>
+      <w:r>
+        <w:rPr>
+          <w:rFonts w:ascii="Times New Roman" w:eastAsia="Times New Roman" w:hAnsi="Times New Roman" w:cs="Times New Roman"/>
+          <w:b/>
+          <w:bCs/>
+          <w:sz w:val="27"/>
+          <w:szCs w:val="27"/>
+        </w:rPr>
+        <w:t>: Smart Fallback / Hybrid Approach</w:t>
+      </w:r>
+    </w:p>
+    <w:p>
+      <w:pPr>
+        <w:spacing w:after="0" w:line="240" w:lineRule="auto"/>
+        <w:rPr>
+          <w:rFonts w:ascii="Times New Roman" w:eastAsia="Times New Roman" w:hAnsi="Times New Roman" w:cs="Times New Roman"/>
+          <w:sz w:val="24"/>
+          <w:szCs w:val="24"/>
+        </w:rPr>
+      </w:pPr>
+      <w:r>
+        <w:rPr>
+          <w:rFonts w:ascii="Times New Roman" w:eastAsia="Times New Roman" w:hAnsi="Times New Roman" w:cs="Times New Roman"/>
+          <w:sz w:val="24"/>
+          <w:szCs w:val="24"/>
+        </w:rPr>
+        <w:t>Java</w:t>
+      </w:r>
+    </w:p>
+    <w:p>
+      <w:pPr>
+        <w:tabs>
+          <w:tab w:val="left" w:pos="916"/>
+          <w:tab w:val="left" w:pos="1832"/>
+          <w:tab w:val="left" w:pos="2748"/>
+          <w:tab w:val="left" w:pos="3664"/>
+          <w:tab w:val="left" w:pos="4580"/>
+          <w:tab w:val="left" w:pos="5496"/>
+          <w:tab w:val="left" w:pos="6412"/>
+          <w:tab w:val="left" w:pos="7328"/>
+          <w:tab w:val="left" w:pos="8244"/>
+          <w:tab w:val="left" w:pos="9160"/>
+          <w:tab w:val="left" w:pos="10076"/>
+          <w:tab w:val="left" w:pos="10992"/>
+          <w:tab w:val="left" w:pos="11908"/>
+          <w:tab w:val="left" w:pos="12824"/>
+          <w:tab w:val="left" w:pos="13740"/>
+          <w:tab w:val="left" w:pos="14656"/>
+        </w:tabs>
+        <w:spacing w:after="0" w:line="240" w:lineRule="auto"/>
+        <w:rPr>
+          <w:rFonts w:ascii="Courier New" w:eastAsia="Times New Roman" w:hAnsi="Courier New" w:cs="Courier New"/>
+          <w:sz w:val="20"/>
+          <w:szCs w:val="20"/>
+        </w:rPr>
+      </w:pPr>
+      <w:r>
+        <w:rPr>
+          <w:rFonts w:ascii="Courier New" w:eastAsia="Times New Roman" w:hAnsi="Courier New" w:cs="Courier New"/>
+          <w:sz w:val="20"/>
+          <w:szCs w:val="20"/>
+        </w:rPr>
+        <w:t>private String resolveCurrentUserId() {</w:t>
+      </w:r>
+    </w:p>
+    <w:p>
+      <w:pPr>
+        <w:tabs>
+          <w:tab w:val="left" w:pos="916"/>
+          <w:tab w:val="left" w:pos="1832"/>
+          <w:tab w:val="left" w:pos="2748"/>
+          <w:tab w:val="left" w:pos="3664"/>
+          <w:tab w:val="left" w:pos="4580"/>
+          <w:tab w:val="left" w:pos="5496"/>
+          <w:tab w:val="left" w:pos="6412"/>
+          <w:tab w:val="left" w:pos="7328"/>
+          <w:tab w:val="left" w:pos="8244"/>
+          <w:tab w:val="left" w:pos="9160"/>
+          <w:tab w:val="left" w:pos="10076"/>
+          <w:tab w:val="left" w:pos="10992"/>
+          <w:tab w:val="left" w:pos="11908"/>
+          <w:tab w:val="left" w:pos="12824"/>
+          <w:tab w:val="left" w:pos="13740"/>
+          <w:tab w:val="left" w:pos="14656"/>
+        </w:tabs>
+        <w:spacing w:after="0" w:line="240" w:lineRule="auto"/>
+        <w:rPr>
+          <w:rFonts w:ascii="Courier New" w:eastAsia="Times New Roman" w:hAnsi="Courier New" w:cs="Courier New"/>
+          <w:sz w:val="20"/>
+          <w:szCs w:val="20"/>
+        </w:rPr>
+      </w:pPr>
+      <w:r>
+        <w:rPr>
+          <w:rFonts w:ascii="Courier New" w:eastAsia="Times New Roman" w:hAnsi="Courier New" w:cs="Courier New"/>
+          <w:sz w:val="20"/>
+          <w:szCs w:val="20"/>
+        </w:rPr>
+        <w:lastRenderedPageBreak/>
+        <w:t xml:space="preserve">    String userId = request.getHeader("X-User-Id");</w:t>
+      </w:r>
+    </w:p>
+    <w:p>
+      <w:pPr>
+        <w:tabs>
+          <w:tab w:val="left" w:pos="916"/>
+          <w:tab w:val="left" w:pos="1832"/>
+          <w:tab w:val="left" w:pos="2748"/>
+          <w:tab w:val="left" w:pos="3664"/>
+          <w:tab w:val="left" w:pos="4580"/>
+          <w:tab w:val="left" w:pos="5496"/>
+          <w:tab w:val="left" w:pos="6412"/>
+          <w:tab w:val="left" w:pos="7328"/>
+          <w:tab w:val="left" w:pos="8244"/>
+          <w:tab w:val="left" w:pos="9160"/>
+          <w:tab w:val="left" w:pos="10076"/>
+          <w:tab w:val="left" w:pos="10992"/>
+          <w:tab w:val="left" w:pos="11908"/>
+          <w:tab w:val="left" w:pos="12824"/>
+          <w:tab w:val="left" w:pos="13740"/>
+          <w:tab w:val="left" w:pos="14656"/>
+        </w:tabs>
+        <w:spacing w:after="0" w:line="240" w:lineRule="auto"/>
+        <w:rPr>
+          <w:rFonts w:ascii="Courier New" w:eastAsia="Times New Roman" w:hAnsi="Courier New" w:cs="Courier New"/>
+          <w:sz w:val="20"/>
+          <w:szCs w:val="20"/>
+        </w:rPr>
+      </w:pPr>
+      <w:r>
+        <w:rPr>
+          <w:rFonts w:ascii="Courier New" w:eastAsia="Times New Roman" w:hAnsi="Courier New" w:cs="Courier New"/>
+          <w:sz w:val="20"/>
+          <w:szCs w:val="20"/>
+        </w:rPr>
+        <w:t xml:space="preserve">    if (userId != null &amp;&amp; !userId.isBlank()) {</w:t>
+      </w:r>
+    </w:p>
+    <w:p>
+      <w:pPr>
+        <w:tabs>
+          <w:tab w:val="left" w:pos="916"/>
+          <w:tab w:val="left" w:pos="1832"/>
+          <w:tab w:val="left" w:pos="2748"/>
+          <w:tab w:val="left" w:pos="3664"/>
+          <w:tab w:val="left" w:pos="4580"/>
+          <w:tab w:val="left" w:pos="5496"/>
+          <w:tab w:val="left" w:pos="6412"/>
+          <w:tab w:val="left" w:pos="7328"/>
+          <w:tab w:val="left" w:pos="8244"/>
+          <w:tab w:val="left" w:pos="9160"/>
+          <w:tab w:val="left" w:pos="10076"/>
+          <w:tab w:val="left" w:pos="10992"/>
+          <w:tab w:val="left" w:pos="11908"/>
+          <w:tab w:val="left" w:pos="12824"/>
+          <w:tab w:val="left" w:pos="13740"/>
+          <w:tab w:val="left" w:pos="14656"/>
+        </w:tabs>
+        <w:spacing w:after="0" w:line="240" w:lineRule="auto"/>
+        <w:rPr>
+          <w:rFonts w:ascii="Courier New" w:eastAsia="Times New Roman" w:hAnsi="Courier New" w:cs="Courier New"/>
+          <w:sz w:val="20"/>
+          <w:szCs w:val="20"/>
+        </w:rPr>
+      </w:pPr>
+      <w:r>
+        <w:rPr>
+          <w:rFonts w:ascii="Courier New" w:eastAsia="Times New Roman" w:hAnsi="Courier New" w:cs="Courier New"/>
+          <w:sz w:val="20"/>
+          <w:szCs w:val="20"/>
+        </w:rPr>
+        <w:t xml:space="preserve">        return userId;</w:t>
+      </w:r>
+    </w:p>
+    <w:p>
+      <w:pPr>
+        <w:tabs>
+          <w:tab w:val="left" w:pos="916"/>
+          <w:tab w:val="left" w:pos="1832"/>
+          <w:tab w:val="left" w:pos="2748"/>
+          <w:tab w:val="left" w:pos="3664"/>
+          <w:tab w:val="left" w:pos="4580"/>
+          <w:tab w:val="left" w:pos="5496"/>
+          <w:tab w:val="left" w:pos="6412"/>
+          <w:tab w:val="left" w:pos="7328"/>
+          <w:tab w:val="left" w:pos="8244"/>
+          <w:tab w:val="left" w:pos="9160"/>
+          <w:tab w:val="left" w:pos="10076"/>
+          <w:tab w:val="left" w:pos="10992"/>
+          <w:tab w:val="left" w:pos="11908"/>
+          <w:tab w:val="left" w:pos="12824"/>
+          <w:tab w:val="left" w:pos="13740"/>
+          <w:tab w:val="left" w:pos="14656"/>
+        </w:tabs>
+        <w:spacing w:after="0" w:line="240" w:lineRule="auto"/>
+        <w:rPr>
+          <w:rFonts w:ascii="Courier New" w:eastAsia="Times New Roman" w:hAnsi="Courier New" w:cs="Courier New"/>
+          <w:sz w:val="20"/>
+          <w:szCs w:val="20"/>
+        </w:rPr>
+      </w:pPr>
+      <w:r>
+        <w:rPr>
+          <w:rFonts w:ascii="Courier New" w:eastAsia="Times New Roman" w:hAnsi="Courier New" w:cs="Courier New"/>
+          <w:sz w:val="20"/>
+          <w:szCs w:val="20"/>
+        </w:rPr>
+        <w:t xml:space="preserve">    }</w:t>
+      </w:r>
+    </w:p>
+    <w:p>
+      <w:pPr>
+        <w:tabs>
+          <w:tab w:val="left" w:pos="916"/>
+          <w:tab w:val="left" w:pos="1832"/>
+          <w:tab w:val="left" w:pos="2748"/>
+          <w:tab w:val="left" w:pos="3664"/>
+          <w:tab w:val="left" w:pos="4580"/>
+          <w:tab w:val="left" w:pos="5496"/>
+          <w:tab w:val="left" w:pos="6412"/>
+          <w:tab w:val="left" w:pos="7328"/>
+          <w:tab w:val="left" w:pos="8244"/>
+          <w:tab w:val="left" w:pos="9160"/>
+          <w:tab w:val="left" w:pos="10076"/>
+          <w:tab w:val="left" w:pos="10992"/>
+          <w:tab w:val="left" w:pos="11908"/>
+          <w:tab w:val="left" w:pos="12824"/>
+          <w:tab w:val="left" w:pos="13740"/>
+          <w:tab w:val="left" w:pos="14656"/>
+        </w:tabs>
+        <w:spacing w:after="0" w:line="240" w:lineRule="auto"/>
+        <w:rPr>
+          <w:rFonts w:ascii="Courier New" w:eastAsia="Times New Roman" w:hAnsi="Courier New" w:cs="Courier New"/>
+          <w:sz w:val="20"/>
+          <w:szCs w:val="20"/>
+        </w:rPr>
+      </w:pPr>
+      <w:r>
+        <w:rPr>
+          <w:rFonts w:ascii="Courier New" w:eastAsia="Times New Roman" w:hAnsi="Courier New" w:cs="Courier New"/>
+          <w:sz w:val="20"/>
+          <w:szCs w:val="20"/>
+        </w:rPr>
+        <w:t xml:space="preserve">    </w:t>
+      </w:r>
+    </w:p>
+    <w:p>
+      <w:pPr>
+        <w:tabs>
+          <w:tab w:val="left" w:pos="916"/>
+          <w:tab w:val="left" w:pos="1832"/>
+          <w:tab w:val="left" w:pos="2748"/>
+          <w:tab w:val="left" w:pos="3664"/>
+          <w:tab w:val="left" w:pos="4580"/>
+          <w:tab w:val="left" w:pos="5496"/>
+          <w:tab w:val="left" w:pos="6412"/>
+          <w:tab w:val="left" w:pos="7328"/>
+          <w:tab w:val="left" w:pos="8244"/>
+          <w:tab w:val="left" w:pos="9160"/>
+          <w:tab w:val="left" w:pos="10076"/>
+          <w:tab w:val="left" w:pos="10992"/>
+          <w:tab w:val="left" w:pos="11908"/>
+          <w:tab w:val="left" w:pos="12824"/>
+          <w:tab w:val="left" w:pos="13740"/>
+          <w:tab w:val="left" w:pos="14656"/>
+        </w:tabs>
+        <w:spacing w:after="0" w:line="240" w:lineRule="auto"/>
+        <w:rPr>
+          <w:rFonts w:ascii="Courier New" w:eastAsia="Times New Roman" w:hAnsi="Courier New" w:cs="Courier New"/>
+          <w:sz w:val="20"/>
+          <w:szCs w:val="20"/>
+        </w:rPr>
+      </w:pPr>
+      <w:r>
+        <w:rPr>
+          <w:rFonts w:ascii="Courier New" w:eastAsia="Times New Roman" w:hAnsi="Courier New" w:cs="Courier New"/>
+          <w:sz w:val="20"/>
+          <w:szCs w:val="20"/>
+        </w:rPr>
+        <w:t xml:space="preserve">    // </w:t>
+      </w:r>
+      <w:r>
+        <w:rPr>
+          <w:rFonts w:ascii="Nirmala UI" w:eastAsia="Times New Roman" w:hAnsi="Nirmala UI" w:cs="Nirmala UI"/>
+          <w:sz w:val="20"/>
+          <w:szCs w:val="20"/>
+        </w:rPr>
+        <w:t>ব্যাকআপ</w:t>
+      </w:r>
+      <w:r>
+        <w:rPr>
+          <w:rFonts w:ascii="Courier New" w:eastAsia="Times New Roman" w:hAnsi="Courier New" w:cs="Courier New"/>
+          <w:sz w:val="20"/>
+          <w:szCs w:val="20"/>
+        </w:rPr>
+        <w:t xml:space="preserve"> </w:t>
+      </w:r>
+      <w:r>
+        <w:rPr>
+          <w:rFonts w:ascii="Nirmala UI" w:eastAsia="Times New Roman" w:hAnsi="Nirmala UI" w:cs="Nirmala UI"/>
+          <w:sz w:val="20"/>
+          <w:szCs w:val="20"/>
+        </w:rPr>
+        <w:t>হিসেবে</w:t>
+      </w:r>
+      <w:r>
+        <w:rPr>
+          <w:rFonts w:ascii="Courier New" w:eastAsia="Times New Roman" w:hAnsi="Courier New" w:cs="Courier New"/>
+          <w:sz w:val="20"/>
+          <w:szCs w:val="20"/>
+        </w:rPr>
+        <w:t xml:space="preserve"> </w:t>
+      </w:r>
+      <w:r>
+        <w:rPr>
+          <w:rFonts w:ascii="Nirmala UI" w:eastAsia="Times New Roman" w:hAnsi="Nirmala UI" w:cs="Nirmala UI"/>
+          <w:sz w:val="20"/>
+          <w:szCs w:val="20"/>
+        </w:rPr>
+        <w:t>স্প্রিং</w:t>
+      </w:r>
+      <w:r>
+        <w:rPr>
+          <w:rFonts w:ascii="Courier New" w:eastAsia="Times New Roman" w:hAnsi="Courier New" w:cs="Courier New"/>
+          <w:sz w:val="20"/>
+          <w:szCs w:val="20"/>
+        </w:rPr>
+        <w:t xml:space="preserve"> </w:t>
+      </w:r>
+      <w:r>
+        <w:rPr>
+          <w:rFonts w:ascii="Nirmala UI" w:eastAsia="Times New Roman" w:hAnsi="Nirmala UI" w:cs="Nirmala UI"/>
+          <w:sz w:val="20"/>
+          <w:szCs w:val="20"/>
+        </w:rPr>
+        <w:t>সিকিউরিটির</w:t>
+      </w:r>
+      <w:r>
+        <w:rPr>
+          <w:rFonts w:ascii="Courier New" w:eastAsia="Times New Roman" w:hAnsi="Courier New" w:cs="Courier New"/>
+          <w:sz w:val="20"/>
+          <w:szCs w:val="20"/>
+        </w:rPr>
+        <w:t xml:space="preserve"> </w:t>
+      </w:r>
+      <w:r>
+        <w:rPr>
+          <w:rFonts w:ascii="Nirmala UI" w:eastAsia="Times New Roman" w:hAnsi="Nirmala UI" w:cs="Nirmala UI"/>
+          <w:sz w:val="20"/>
+          <w:szCs w:val="20"/>
+        </w:rPr>
+        <w:t>কনটেক্সট</w:t>
+      </w:r>
+      <w:r>
+        <w:rPr>
+          <w:rFonts w:ascii="Courier New" w:eastAsia="Times New Roman" w:hAnsi="Courier New" w:cs="Courier New"/>
+          <w:sz w:val="20"/>
+          <w:szCs w:val="20"/>
+        </w:rPr>
+        <w:t xml:space="preserve"> </w:t>
+      </w:r>
+      <w:r>
+        <w:rPr>
+          <w:rFonts w:ascii="Nirmala UI" w:eastAsia="Times New Roman" w:hAnsi="Nirmala UI" w:cs="Nirmala UI"/>
+          <w:sz w:val="20"/>
+          <w:szCs w:val="20"/>
+        </w:rPr>
+        <w:t>চেক</w:t>
+      </w:r>
+      <w:r>
+        <w:rPr>
+          <w:rFonts w:ascii="Courier New" w:eastAsia="Times New Roman" w:hAnsi="Courier New" w:cs="Courier New"/>
+          <w:sz w:val="20"/>
+          <w:szCs w:val="20"/>
+        </w:rPr>
+        <w:t xml:space="preserve"> </w:t>
+      </w:r>
+      <w:r>
+        <w:rPr>
+          <w:rFonts w:ascii="Nirmala UI" w:eastAsia="Times New Roman" w:hAnsi="Nirmala UI" w:cs="Nirmala UI"/>
+          <w:sz w:val="20"/>
+          <w:szCs w:val="20"/>
+        </w:rPr>
+        <w:t>করা</w:t>
+      </w:r>
+    </w:p>
+    <w:p>
+      <w:pPr>
+        <w:tabs>
+          <w:tab w:val="left" w:pos="916"/>
+          <w:tab w:val="left" w:pos="1832"/>
+          <w:tab w:val="left" w:pos="2748"/>
+          <w:tab w:val="left" w:pos="3664"/>
+          <w:tab w:val="left" w:pos="4580"/>
+          <w:tab w:val="left" w:pos="5496"/>
+          <w:tab w:val="left" w:pos="6412"/>
+          <w:tab w:val="left" w:pos="7328"/>
+          <w:tab w:val="left" w:pos="8244"/>
+          <w:tab w:val="left" w:pos="9160"/>
+          <w:tab w:val="left" w:pos="10076"/>
+          <w:tab w:val="left" w:pos="10992"/>
+          <w:tab w:val="left" w:pos="11908"/>
+          <w:tab w:val="left" w:pos="12824"/>
+          <w:tab w:val="left" w:pos="13740"/>
+          <w:tab w:val="left" w:pos="14656"/>
+        </w:tabs>
+        <w:spacing w:after="0" w:line="240" w:lineRule="auto"/>
+        <w:rPr>
+          <w:rFonts w:ascii="Courier New" w:eastAsia="Times New Roman" w:hAnsi="Courier New" w:cs="Courier New"/>
+          <w:sz w:val="20"/>
+          <w:szCs w:val="20"/>
+        </w:rPr>
+      </w:pPr>
+      <w:r>
+        <w:rPr>
+          <w:rFonts w:ascii="Courier New" w:eastAsia="Times New Roman" w:hAnsi="Courier New" w:cs="Courier New"/>
+          <w:sz w:val="20"/>
+          <w:szCs w:val="20"/>
+        </w:rPr>
+        <w:t xml:space="preserve">    Authentication authentication = SecurityContextHolder.getContext().getAuthentication();</w:t>
+      </w:r>
+    </w:p>
+    <w:p>
+      <w:pPr>
+        <w:tabs>
+          <w:tab w:val="left" w:pos="916"/>
+          <w:tab w:val="left" w:pos="1832"/>
+          <w:tab w:val="left" w:pos="2748"/>
+          <w:tab w:val="left" w:pos="3664"/>
+          <w:tab w:val="left" w:pos="4580"/>
+          <w:tab w:val="left" w:pos="5496"/>
+          <w:tab w:val="left" w:pos="6412"/>
+          <w:tab w:val="left" w:pos="7328"/>
+          <w:tab w:val="left" w:pos="8244"/>
+          <w:tab w:val="left" w:pos="9160"/>
+          <w:tab w:val="left" w:pos="10076"/>
+          <w:tab w:val="left" w:pos="10992"/>
+          <w:tab w:val="left" w:pos="11908"/>
+          <w:tab w:val="left" w:pos="12824"/>
+          <w:tab w:val="left" w:pos="13740"/>
+          <w:tab w:val="left" w:pos="14656"/>
+        </w:tabs>
+        <w:spacing w:after="0" w:line="240" w:lineRule="auto"/>
+        <w:rPr>
+          <w:rFonts w:ascii="Courier New" w:eastAsia="Times New Roman" w:hAnsi="Courier New" w:cs="Courier New"/>
+          <w:sz w:val="20"/>
+          <w:szCs w:val="20"/>
+        </w:rPr>
+      </w:pPr>
+      <w:r>
+        <w:rPr>
+          <w:rFonts w:ascii="Courier New" w:eastAsia="Times New Roman" w:hAnsi="Courier New" w:cs="Courier New"/>
+          <w:sz w:val="20"/>
+          <w:szCs w:val="20"/>
+        </w:rPr>
+        <w:t xml:space="preserve">    if (authentication != null &amp;&amp; authentication.isAuthenticated() </w:t>
+      </w:r>
+    </w:p>
+    <w:p>
+      <w:pPr>
+        <w:tabs>
+          <w:tab w:val="left" w:pos="916"/>
+          <w:tab w:val="left" w:pos="1832"/>
+          <w:tab w:val="left" w:pos="2748"/>
+          <w:tab w:val="left" w:pos="3664"/>
+          <w:tab w:val="left" w:pos="4580"/>
+          <w:tab w:val="left" w:pos="5496"/>
+          <w:tab w:val="left" w:pos="6412"/>
+          <w:tab w:val="left" w:pos="7328"/>
+          <w:tab w:val="left" w:pos="8244"/>
+          <w:tab w:val="left" w:pos="9160"/>
+          <w:tab w:val="left" w:pos="10076"/>
+          <w:tab w:val="left" w:pos="10992"/>
+          <w:tab w:val="left" w:pos="11908"/>
+          <w:tab w:val="left" w:pos="12824"/>
+          <w:tab w:val="left" w:pos="13740"/>
+          <w:tab w:val="left" w:pos="14656"/>
+        </w:tabs>
+        <w:spacing w:after="0" w:line="240" w:lineRule="auto"/>
+        <w:rPr>
+          <w:rFonts w:ascii="Courier New" w:eastAsia="Times New Roman" w:hAnsi="Courier New" w:cs="Courier New"/>
+          <w:sz w:val="20"/>
+          <w:szCs w:val="20"/>
+        </w:rPr>
+      </w:pPr>
+      <w:r>
+        <w:rPr>
+          <w:rFonts w:ascii="Courier New" w:eastAsia="Times New Roman" w:hAnsi="Courier New" w:cs="Courier New"/>
+          <w:sz w:val="20"/>
+          <w:szCs w:val="20"/>
+        </w:rPr>
+        <w:t xml:space="preserve">            &amp;&amp; !authentication.getName().equals("anonymousUser")) {</w:t>
+      </w:r>
+    </w:p>
+    <w:p>
+      <w:pPr>
+        <w:tabs>
+          <w:tab w:val="left" w:pos="916"/>
+          <w:tab w:val="left" w:pos="1832"/>
+          <w:tab w:val="left" w:pos="2748"/>
+          <w:tab w:val="left" w:pos="3664"/>
+          <w:tab w:val="left" w:pos="4580"/>
+          <w:tab w:val="left" w:pos="5496"/>
+          <w:tab w:val="left" w:pos="6412"/>
+          <w:tab w:val="left" w:pos="7328"/>
+          <w:tab w:val="left" w:pos="8244"/>
+          <w:tab w:val="left" w:pos="9160"/>
+          <w:tab w:val="left" w:pos="10076"/>
+          <w:tab w:val="left" w:pos="10992"/>
+          <w:tab w:val="left" w:pos="11908"/>
+          <w:tab w:val="left" w:pos="12824"/>
+          <w:tab w:val="left" w:pos="13740"/>
+          <w:tab w:val="left" w:pos="14656"/>
+        </w:tabs>
+        <w:spacing w:after="0" w:line="240" w:lineRule="auto"/>
+        <w:rPr>
+          <w:rFonts w:ascii="Courier New" w:eastAsia="Times New Roman" w:hAnsi="Courier New" w:cs="Courier New"/>
+          <w:sz w:val="20"/>
+          <w:szCs w:val="20"/>
+        </w:rPr>
+      </w:pPr>
+      <w:r>
+        <w:rPr>
+          <w:rFonts w:ascii="Courier New" w:eastAsia="Times New Roman" w:hAnsi="Courier New" w:cs="Courier New"/>
+          <w:sz w:val="20"/>
+          <w:szCs w:val="20"/>
+        </w:rPr>
+        <w:t xml:space="preserve">        return authentication.getName(); </w:t>
+      </w:r>
+    </w:p>
+    <w:p>
+      <w:pPr>
+        <w:tabs>
+          <w:tab w:val="left" w:pos="916"/>
+          <w:tab w:val="left" w:pos="1832"/>
+          <w:tab w:val="left" w:pos="2748"/>
+          <w:tab w:val="left" w:pos="3664"/>
+          <w:tab w:val="left" w:pos="4580"/>
+          <w:tab w:val="left" w:pos="5496"/>
+          <w:tab w:val="left" w:pos="6412"/>
+          <w:tab w:val="left" w:pos="7328"/>
+          <w:tab w:val="left" w:pos="8244"/>
+          <w:tab w:val="left" w:pos="9160"/>
+          <w:tab w:val="left" w:pos="10076"/>
+          <w:tab w:val="left" w:pos="10992"/>
+          <w:tab w:val="left" w:pos="11908"/>
+          <w:tab w:val="left" w:pos="12824"/>
+          <w:tab w:val="left" w:pos="13740"/>
+          <w:tab w:val="left" w:pos="14656"/>
+        </w:tabs>
+        <w:spacing w:after="0" w:line="240" w:lineRule="auto"/>
+        <w:rPr>
+          <w:rFonts w:ascii="Courier New" w:eastAsia="Times New Roman" w:hAnsi="Courier New" w:cs="Courier New"/>
+          <w:sz w:val="20"/>
+          <w:szCs w:val="20"/>
+        </w:rPr>
+      </w:pPr>
+      <w:r>
+        <w:rPr>
+          <w:rFonts w:ascii="Courier New" w:eastAsia="Times New Roman" w:hAnsi="Courier New" w:cs="Courier New"/>
+          <w:sz w:val="20"/>
+          <w:szCs w:val="20"/>
+        </w:rPr>
+        <w:t xml:space="preserve">    }</w:t>
+      </w:r>
+    </w:p>
+    <w:p>
+      <w:pPr>
+        <w:tabs>
+          <w:tab w:val="left" w:pos="916"/>
+          <w:tab w:val="left" w:pos="1832"/>
+          <w:tab w:val="left" w:pos="2748"/>
+          <w:tab w:val="left" w:pos="3664"/>
+          <w:tab w:val="left" w:pos="4580"/>
+          <w:tab w:val="left" w:pos="5496"/>
+          <w:tab w:val="left" w:pos="6412"/>
+          <w:tab w:val="left" w:pos="7328"/>
+          <w:tab w:val="left" w:pos="8244"/>
+          <w:tab w:val="left" w:pos="9160"/>
+          <w:tab w:val="left" w:pos="10076"/>
+          <w:tab w:val="left" w:pos="10992"/>
+          <w:tab w:val="left" w:pos="11908"/>
+          <w:tab w:val="left" w:pos="12824"/>
+          <w:tab w:val="left" w:pos="13740"/>
+          <w:tab w:val="left" w:pos="14656"/>
+        </w:tabs>
+        <w:spacing w:after="0" w:line="240" w:lineRule="auto"/>
+        <w:rPr>
+          <w:rFonts w:ascii="Courier New" w:eastAsia="Times New Roman" w:hAnsi="Courier New" w:cs="Courier New"/>
+          <w:sz w:val="20"/>
+          <w:szCs w:val="20"/>
+        </w:rPr>
+      </w:pPr>
+      <w:r>
+        <w:rPr>
+          <w:rFonts w:ascii="Courier New" w:eastAsia="Times New Roman" w:hAnsi="Courier New" w:cs="Courier New"/>
+          <w:sz w:val="20"/>
+          <w:szCs w:val="20"/>
+        </w:rPr>
+        <w:t xml:space="preserve">    </w:t>
+      </w:r>
+    </w:p>
+    <w:p>
+      <w:pPr>
+        <w:tabs>
+          <w:tab w:val="left" w:pos="916"/>
+          <w:tab w:val="left" w:pos="1832"/>
+          <w:tab w:val="left" w:pos="2748"/>
+          <w:tab w:val="left" w:pos="3664"/>
+          <w:tab w:val="left" w:pos="4580"/>
+          <w:tab w:val="left" w:pos="5496"/>
+          <w:tab w:val="left" w:pos="6412"/>
+          <w:tab w:val="left" w:pos="7328"/>
+          <w:tab w:val="left" w:pos="8244"/>
+          <w:tab w:val="left" w:pos="9160"/>
+          <w:tab w:val="left" w:pos="10076"/>
+          <w:tab w:val="left" w:pos="10992"/>
+          <w:tab w:val="left" w:pos="11908"/>
+          <w:tab w:val="left" w:pos="12824"/>
+          <w:tab w:val="left" w:pos="13740"/>
+          <w:tab w:val="left" w:pos="14656"/>
+        </w:tabs>
+        <w:spacing w:after="0" w:line="240" w:lineRule="auto"/>
+        <w:rPr>
+          <w:rFonts w:ascii="Courier New" w:eastAsia="Times New Roman" w:hAnsi="Courier New" w:cs="Courier New"/>
+          <w:sz w:val="20"/>
+          <w:szCs w:val="20"/>
+        </w:rPr>
+      </w:pPr>
+      <w:r>
+        <w:rPr>
+          <w:rFonts w:ascii="Courier New" w:eastAsia="Times New Roman" w:hAnsi="Courier New" w:cs="Courier New"/>
+          <w:sz w:val="20"/>
+          <w:szCs w:val="20"/>
+        </w:rPr>
+        <w:t xml:space="preserve">    return "UNKNOWN_USER"; </w:t>
+      </w:r>
+    </w:p>
+    <w:p>
+      <w:pPr>
+        <w:tabs>
+          <w:tab w:val="left" w:pos="916"/>
+          <w:tab w:val="left" w:pos="1832"/>
+          <w:tab w:val="left" w:pos="2748"/>
+          <w:tab w:val="left" w:pos="3664"/>
+          <w:tab w:val="left" w:pos="4580"/>
+          <w:tab w:val="left" w:pos="5496"/>
+          <w:tab w:val="left" w:pos="6412"/>
+          <w:tab w:val="left" w:pos="7328"/>
+          <w:tab w:val="left" w:pos="8244"/>
+          <w:tab w:val="left" w:pos="9160"/>
+          <w:tab w:val="left" w:pos="10076"/>
+          <w:tab w:val="left" w:pos="10992"/>
+          <w:tab w:val="left" w:pos="11908"/>
+          <w:tab w:val="left" w:pos="12824"/>
+          <w:tab w:val="left" w:pos="13740"/>
+          <w:tab w:val="left" w:pos="14656"/>
+        </w:tabs>
+        <w:spacing w:after="0" w:line="240" w:lineRule="auto"/>
+        <w:rPr>
+          <w:rFonts w:ascii="Courier New" w:eastAsia="Times New Roman" w:hAnsi="Courier New" w:cs="Courier New"/>
+          <w:sz w:val="20"/>
+          <w:szCs w:val="20"/>
+        </w:rPr>
+      </w:pPr>
+      <w:r>
+        <w:rPr>
+          <w:rFonts w:ascii="Courier New" w:eastAsia="Times New Roman" w:hAnsi="Courier New" w:cs="Courier New"/>
+          <w:sz w:val="20"/>
+          <w:szCs w:val="20"/>
+        </w:rPr>
+        <w:t>}</w:t>
+      </w:r>
+    </w:p>
+    <w:p>
+      <w:pPr>
+        <w:numPr>
+          <w:ilvl w:val="0"/>
+          <w:numId w:val="2"/>
+        </w:numPr>
+        <w:spacing w:before="100" w:beforeAutospacing="1" w:after="100" w:afterAutospacing="1" w:line="240" w:lineRule="auto"/>
+        <w:rPr>
+          <w:rFonts w:ascii="Times New Roman" w:eastAsia="Times New Roman" w:hAnsi="Times New Roman" w:cs="Times New Roman"/>
+          <w:sz w:val="24"/>
+          <w:szCs w:val="24"/>
+        </w:rPr>
+      </w:pPr>
+      <w:r>
+        <w:rPr>
+          <w:rFonts w:ascii="Nirmala UI" w:eastAsia="Times New Roman" w:hAnsi="Nirmala UI" w:cs="Nirmala UI"/>
+          <w:b/>
+          <w:bCs/>
+          <w:sz w:val="24"/>
+          <w:szCs w:val="24"/>
+        </w:rPr>
+        <w:t>কাজের</w:t>
+      </w:r>
+      <w:r>
+        <w:rPr>
+          <w:rFonts w:ascii="Times New Roman" w:eastAsia="Times New Roman" w:hAnsi="Times New Roman" w:cs="Times New Roman"/>
+          <w:b/>
+          <w:bCs/>
+          <w:sz w:val="24"/>
+          <w:szCs w:val="24"/>
+        </w:rPr>
+        <w:t xml:space="preserve"> </w:t>
+      </w:r>
+      <w:r>
+        <w:rPr>
+          <w:rFonts w:ascii="Nirmala UI" w:eastAsia="Times New Roman" w:hAnsi="Nirmala UI" w:cs="Nirmala UI"/>
+          <w:b/>
+          <w:bCs/>
+          <w:sz w:val="24"/>
+          <w:szCs w:val="24"/>
+        </w:rPr>
+        <w:t>ধরন</w:t>
+      </w:r>
+      <w:r>
+        <w:rPr>
+          <w:rFonts w:ascii="Times New Roman" w:eastAsia="Times New Roman" w:hAnsi="Times New Roman" w:cs="Times New Roman"/>
+          <w:b/>
+          <w:bCs/>
+          <w:sz w:val="24"/>
+          <w:szCs w:val="24"/>
+        </w:rPr>
+        <w:t>:</w:t>
+      </w:r>
+      <w:r>
+        <w:rPr>
+          <w:rFonts w:ascii="Times New Roman" w:eastAsia="Times New Roman" w:hAnsi="Times New Roman" w:cs="Times New Roman"/>
+          <w:sz w:val="24"/>
+          <w:szCs w:val="24"/>
+        </w:rPr>
+        <w:t xml:space="preserve"> </w:t>
+      </w:r>
+      <w:r>
+        <w:rPr>
+          <w:rFonts w:ascii="Nirmala UI" w:eastAsia="Times New Roman" w:hAnsi="Nirmala UI" w:cs="Nirmala UI"/>
+          <w:sz w:val="24"/>
+          <w:szCs w:val="24"/>
+        </w:rPr>
+        <w:t>এটি</w:t>
+      </w:r>
+      <w:r>
+        <w:rPr>
+          <w:rFonts w:ascii="Times New Roman" w:eastAsia="Times New Roman" w:hAnsi="Times New Roman" w:cs="Times New Roman"/>
+          <w:sz w:val="24"/>
+          <w:szCs w:val="24"/>
+        </w:rPr>
+        <w:t xml:space="preserve"> </w:t>
+      </w:r>
+      <w:r>
+        <w:rPr>
+          <w:rFonts w:ascii="Nirmala UI" w:eastAsia="Times New Roman" w:hAnsi="Nirmala UI" w:cs="Nirmala UI"/>
+          <w:sz w:val="24"/>
+          <w:szCs w:val="24"/>
+        </w:rPr>
+        <w:t>মাল্টিপল</w:t>
+      </w:r>
+      <w:r>
+        <w:rPr>
+          <w:rFonts w:ascii="Times New Roman" w:eastAsia="Times New Roman" w:hAnsi="Times New Roman" w:cs="Times New Roman"/>
+          <w:sz w:val="24"/>
+          <w:szCs w:val="24"/>
+        </w:rPr>
+        <w:t xml:space="preserve"> </w:t>
+      </w:r>
+      <w:r>
+        <w:rPr>
+          <w:rFonts w:ascii="Nirmala UI" w:eastAsia="Times New Roman" w:hAnsi="Nirmala UI" w:cs="Nirmala UI"/>
+          <w:sz w:val="24"/>
+          <w:szCs w:val="24"/>
+        </w:rPr>
+        <w:t>সোর্স</w:t>
+      </w:r>
+      <w:r>
+        <w:rPr>
+          <w:rFonts w:ascii="Times New Roman" w:eastAsia="Times New Roman" w:hAnsi="Times New Roman" w:cs="Times New Roman"/>
+          <w:sz w:val="24"/>
+          <w:szCs w:val="24"/>
+        </w:rPr>
+        <w:t xml:space="preserve"> </w:t>
+      </w:r>
+      <w:r>
+        <w:rPr>
+          <w:rFonts w:ascii="Nirmala UI" w:eastAsia="Times New Roman" w:hAnsi="Nirmala UI" w:cs="Nirmala UI"/>
+          <w:sz w:val="24"/>
+          <w:szCs w:val="24"/>
+        </w:rPr>
+        <w:t>বা</w:t>
+      </w:r>
+      <w:r>
+        <w:rPr>
+          <w:rFonts w:ascii="Times New Roman" w:eastAsia="Times New Roman" w:hAnsi="Times New Roman" w:cs="Times New Roman"/>
+          <w:sz w:val="24"/>
+          <w:szCs w:val="24"/>
+        </w:rPr>
+        <w:t xml:space="preserve"> </w:t>
+      </w:r>
+      <w:r>
+        <w:rPr>
+          <w:rFonts w:ascii="Nirmala UI" w:eastAsia="Times New Roman" w:hAnsi="Nirmala UI" w:cs="Nirmala UI"/>
+          <w:sz w:val="24"/>
+          <w:szCs w:val="24"/>
+        </w:rPr>
+        <w:t>চেইন</w:t>
+      </w:r>
+      <w:r>
+        <w:rPr>
+          <w:rFonts w:ascii="Times New Roman" w:eastAsia="Times New Roman" w:hAnsi="Times New Roman" w:cs="Times New Roman"/>
+          <w:sz w:val="24"/>
+          <w:szCs w:val="24"/>
+        </w:rPr>
+        <w:t xml:space="preserve"> </w:t>
+      </w:r>
+      <w:r>
+        <w:rPr>
+          <w:rFonts w:ascii="Nirmala UI" w:eastAsia="Times New Roman" w:hAnsi="Nirmala UI" w:cs="Nirmala UI"/>
+          <w:sz w:val="24"/>
+          <w:szCs w:val="24"/>
+        </w:rPr>
+        <w:t>অফ</w:t>
+      </w:r>
+      <w:r>
+        <w:rPr>
+          <w:rFonts w:ascii="Times New Roman" w:eastAsia="Times New Roman" w:hAnsi="Times New Roman" w:cs="Times New Roman"/>
+          <w:sz w:val="24"/>
+          <w:szCs w:val="24"/>
+        </w:rPr>
+        <w:t xml:space="preserve"> </w:t>
+      </w:r>
+      <w:r>
+        <w:rPr>
+          <w:rFonts w:ascii="Nirmala UI" w:eastAsia="Times New Roman" w:hAnsi="Nirmala UI" w:cs="Nirmala UI"/>
+          <w:sz w:val="24"/>
+          <w:szCs w:val="24"/>
+        </w:rPr>
+        <w:t>রেসপন্সিবিলিটি</w:t>
+      </w:r>
+      <w:r>
+        <w:rPr>
+          <w:rFonts w:ascii="Times New Roman" w:eastAsia="Times New Roman" w:hAnsi="Times New Roman" w:cs="Times New Roman"/>
+          <w:sz w:val="24"/>
+          <w:szCs w:val="24"/>
+        </w:rPr>
+        <w:t xml:space="preserve"> </w:t>
+      </w:r>
+      <w:r>
+        <w:rPr>
+          <w:rFonts w:ascii="Nirmala UI" w:eastAsia="Times New Roman" w:hAnsi="Nirmala UI" w:cs="Nirmala UI"/>
+          <w:sz w:val="24"/>
+          <w:szCs w:val="24"/>
+        </w:rPr>
+        <w:t>মেইনটেইন</w:t>
+      </w:r>
+      <w:r>
+        <w:rPr>
+          <w:rFonts w:ascii="Times New Roman" w:eastAsia="Times New Roman" w:hAnsi="Times New Roman" w:cs="Times New Roman"/>
+          <w:sz w:val="24"/>
+          <w:szCs w:val="24"/>
+        </w:rPr>
+        <w:t xml:space="preserve"> </w:t>
+      </w:r>
+      <w:r>
+        <w:rPr>
+          <w:rFonts w:ascii="Nirmala UI" w:eastAsia="Times New Roman" w:hAnsi="Nirmala UI" w:cs="Nirmala UI"/>
+          <w:sz w:val="24"/>
+          <w:szCs w:val="24"/>
+        </w:rPr>
+        <w:t>করে।</w:t>
+      </w:r>
+    </w:p>
+    <w:p>
+      <w:pPr>
+        <w:numPr>
+          <w:ilvl w:val="1"/>
+          <w:numId w:val="2"/>
+        </w:numPr>
+        <w:spacing w:before="100" w:beforeAutospacing="1" w:after="100" w:afterAutospacing="1" w:line="240" w:lineRule="auto"/>
+        <w:rPr>
+          <w:rFonts w:ascii="Times New Roman" w:eastAsia="Times New Roman" w:hAnsi="Times New Roman" w:cs="Times New Roman"/>
+          <w:sz w:val="24"/>
+          <w:szCs w:val="24"/>
+        </w:rPr>
+      </w:pPr>
+      <w:r>
+        <w:rPr>
+          <w:rFonts w:ascii="Nirmala UI" w:eastAsia="Times New Roman" w:hAnsi="Nirmala UI" w:cs="Nirmala UI"/>
+          <w:b/>
+          <w:bCs/>
+          <w:sz w:val="24"/>
+          <w:szCs w:val="24"/>
+        </w:rPr>
+        <w:t>প্রথম</w:t>
+      </w:r>
+      <w:r>
+        <w:rPr>
+          <w:rFonts w:ascii="Times New Roman" w:eastAsia="Times New Roman" w:hAnsi="Times New Roman" w:cs="Times New Roman"/>
+          <w:b/>
+          <w:bCs/>
+          <w:sz w:val="24"/>
+          <w:szCs w:val="24"/>
+        </w:rPr>
+        <w:t xml:space="preserve"> </w:t>
+      </w:r>
+      <w:r>
+        <w:rPr>
+          <w:rFonts w:ascii="Nirmala UI" w:eastAsia="Times New Roman" w:hAnsi="Nirmala UI" w:cs="Nirmala UI"/>
+          <w:b/>
+          <w:bCs/>
+          <w:sz w:val="24"/>
+          <w:szCs w:val="24"/>
+        </w:rPr>
+        <w:t>চেষ্টা</w:t>
+      </w:r>
+      <w:r>
+        <w:rPr>
+          <w:rFonts w:ascii="Times New Roman" w:eastAsia="Times New Roman" w:hAnsi="Times New Roman" w:cs="Times New Roman"/>
+          <w:b/>
+          <w:bCs/>
+          <w:sz w:val="24"/>
+          <w:szCs w:val="24"/>
+        </w:rPr>
+        <w:t>:</w:t>
+      </w:r>
+      <w:r>
+        <w:rPr>
+          <w:rFonts w:ascii="Times New Roman" w:eastAsia="Times New Roman" w:hAnsi="Times New Roman" w:cs="Times New Roman"/>
+          <w:sz w:val="24"/>
+          <w:szCs w:val="24"/>
+        </w:rPr>
+        <w:t xml:space="preserve"> </w:t>
+      </w:r>
+      <w:r>
+        <w:rPr>
+          <w:rFonts w:ascii="Nirmala UI" w:eastAsia="Times New Roman" w:hAnsi="Nirmala UI" w:cs="Nirmala UI"/>
+          <w:sz w:val="24"/>
+          <w:szCs w:val="24"/>
+        </w:rPr>
+        <w:t>প্রথমে</w:t>
+      </w:r>
+      <w:r>
+        <w:rPr>
+          <w:rFonts w:ascii="Times New Roman" w:eastAsia="Times New Roman" w:hAnsi="Times New Roman" w:cs="Times New Roman"/>
+          <w:sz w:val="24"/>
+          <w:szCs w:val="24"/>
+        </w:rPr>
+        <w:t xml:space="preserve"> </w:t>
+      </w:r>
+      <w:r>
+        <w:rPr>
+          <w:rFonts w:ascii="Nirmala UI" w:eastAsia="Times New Roman" w:hAnsi="Nirmala UI" w:cs="Nirmala UI"/>
+          <w:sz w:val="24"/>
+          <w:szCs w:val="24"/>
+        </w:rPr>
+        <w:t>সে</w:t>
+      </w:r>
+      <w:r>
+        <w:rPr>
+          <w:rFonts w:ascii="Times New Roman" w:eastAsia="Times New Roman" w:hAnsi="Times New Roman" w:cs="Times New Roman"/>
+          <w:sz w:val="24"/>
+          <w:szCs w:val="24"/>
+        </w:rPr>
+        <w:t xml:space="preserve"> </w:t>
+      </w:r>
+      <w:r>
+        <w:rPr>
+          <w:rFonts w:ascii="Nirmala UI" w:eastAsia="Times New Roman" w:hAnsi="Nirmala UI" w:cs="Nirmala UI"/>
+          <w:sz w:val="24"/>
+          <w:szCs w:val="24"/>
+        </w:rPr>
+        <w:t>আগের</w:t>
+      </w:r>
+      <w:r>
+        <w:rPr>
+          <w:rFonts w:ascii="Times New Roman" w:eastAsia="Times New Roman" w:hAnsi="Times New Roman" w:cs="Times New Roman"/>
+          <w:sz w:val="24"/>
+          <w:szCs w:val="24"/>
+        </w:rPr>
+        <w:t xml:space="preserve"> </w:t>
+      </w:r>
+      <w:r>
+        <w:rPr>
+          <w:rFonts w:ascii="Nirmala UI" w:eastAsia="Times New Roman" w:hAnsi="Nirmala UI" w:cs="Nirmala UI"/>
+          <w:sz w:val="24"/>
+          <w:szCs w:val="24"/>
+        </w:rPr>
+        <w:t>মতোই</w:t>
+      </w:r>
+      <w:r>
+        <w:rPr>
+          <w:rFonts w:ascii="Times New Roman" w:eastAsia="Times New Roman" w:hAnsi="Times New Roman" w:cs="Times New Roman"/>
+          <w:sz w:val="24"/>
+          <w:szCs w:val="24"/>
+        </w:rPr>
+        <w:t xml:space="preserve"> </w:t>
+      </w:r>
+      <w:r>
+        <w:rPr>
+          <w:rFonts w:ascii="Nirmala UI" w:eastAsia="Times New Roman" w:hAnsi="Nirmala UI" w:cs="Nirmala UI"/>
+          <w:sz w:val="24"/>
+          <w:szCs w:val="24"/>
+        </w:rPr>
+        <w:t>রিকোয়েস্ট</w:t>
+      </w:r>
+      <w:r>
+        <w:rPr>
+          <w:rFonts w:ascii="Times New Roman" w:eastAsia="Times New Roman" w:hAnsi="Times New Roman" w:cs="Times New Roman"/>
+          <w:sz w:val="24"/>
+          <w:szCs w:val="24"/>
+        </w:rPr>
+        <w:t xml:space="preserve"> </w:t>
+      </w:r>
+      <w:r>
+        <w:rPr>
+          <w:rFonts w:ascii="Nirmala UI" w:eastAsia="Times New Roman" w:hAnsi="Nirmala UI" w:cs="Nirmala UI"/>
+          <w:sz w:val="24"/>
+          <w:szCs w:val="24"/>
+        </w:rPr>
+        <w:t>হেডারে</w:t>
+      </w:r>
+      <w:r>
+        <w:rPr>
+          <w:rFonts w:ascii="Times New Roman" w:eastAsia="Times New Roman" w:hAnsi="Times New Roman" w:cs="Times New Roman"/>
+          <w:sz w:val="24"/>
+          <w:szCs w:val="24"/>
+        </w:rPr>
+        <w:t xml:space="preserve"> </w:t>
+      </w:r>
+      <w:r>
+        <w:rPr>
+          <w:rFonts w:ascii="Courier New" w:eastAsia="Times New Roman" w:hAnsi="Courier New" w:cs="Courier New"/>
+          <w:sz w:val="20"/>
+          <w:szCs w:val="20"/>
+        </w:rPr>
+        <w:t>X-User-Id</w:t>
+      </w:r>
+      <w:r>
+        <w:rPr>
+          <w:rFonts w:ascii="Times New Roman" w:eastAsia="Times New Roman" w:hAnsi="Times New Roman" w:cs="Times New Roman"/>
+          <w:sz w:val="24"/>
+          <w:szCs w:val="24"/>
+        </w:rPr>
+        <w:t xml:space="preserve"> </w:t>
+      </w:r>
+      <w:r>
+        <w:rPr>
+          <w:rFonts w:ascii="Nirmala UI" w:eastAsia="Times New Roman" w:hAnsi="Nirmala UI" w:cs="Nirmala UI"/>
+          <w:sz w:val="24"/>
+          <w:szCs w:val="24"/>
+        </w:rPr>
+        <w:t>খোঁজে।</w:t>
+      </w:r>
+      <w:r>
+        <w:rPr>
+          <w:rFonts w:ascii="Times New Roman" w:eastAsia="Times New Roman" w:hAnsi="Times New Roman" w:cs="Times New Roman"/>
+          <w:sz w:val="24"/>
+          <w:szCs w:val="24"/>
+        </w:rPr>
+        <w:t xml:space="preserve"> </w:t>
+      </w:r>
+      <w:r>
+        <w:rPr>
+          <w:rFonts w:ascii="Nirmala UI" w:eastAsia="Times New Roman" w:hAnsi="Nirmala UI" w:cs="Nirmala UI"/>
+          <w:sz w:val="24"/>
+          <w:szCs w:val="24"/>
+        </w:rPr>
+        <w:t>যদি</w:t>
+      </w:r>
+      <w:r>
+        <w:rPr>
+          <w:rFonts w:ascii="Times New Roman" w:eastAsia="Times New Roman" w:hAnsi="Times New Roman" w:cs="Times New Roman"/>
+          <w:sz w:val="24"/>
+          <w:szCs w:val="24"/>
+        </w:rPr>
+        <w:t xml:space="preserve"> </w:t>
+      </w:r>
+      <w:r>
+        <w:rPr>
+          <w:rFonts w:ascii="Nirmala UI" w:eastAsia="Times New Roman" w:hAnsi="Nirmala UI" w:cs="Nirmala UI"/>
+          <w:sz w:val="24"/>
+          <w:szCs w:val="24"/>
+        </w:rPr>
+        <w:t>পেয়ে</w:t>
+      </w:r>
+      <w:r>
+        <w:rPr>
+          <w:rFonts w:ascii="Times New Roman" w:eastAsia="Times New Roman" w:hAnsi="Times New Roman" w:cs="Times New Roman"/>
+          <w:sz w:val="24"/>
+          <w:szCs w:val="24"/>
+        </w:rPr>
+        <w:t xml:space="preserve"> </w:t>
+      </w:r>
+      <w:r>
+        <w:rPr>
+          <w:rFonts w:ascii="Nirmala UI" w:eastAsia="Times New Roman" w:hAnsi="Nirmala UI" w:cs="Nirmala UI"/>
+          <w:sz w:val="24"/>
+          <w:szCs w:val="24"/>
+        </w:rPr>
+        <w:t>যায়</w:t>
+      </w:r>
+      <w:r>
+        <w:rPr>
+          <w:rFonts w:ascii="Times New Roman" w:eastAsia="Times New Roman" w:hAnsi="Times New Roman" w:cs="Times New Roman"/>
+          <w:sz w:val="24"/>
+          <w:szCs w:val="24"/>
+        </w:rPr>
+        <w:t xml:space="preserve">, </w:t>
+      </w:r>
+      <w:r>
+        <w:rPr>
+          <w:rFonts w:ascii="Nirmala UI" w:eastAsia="Times New Roman" w:hAnsi="Nirmala UI" w:cs="Nirmala UI"/>
+          <w:sz w:val="24"/>
+          <w:szCs w:val="24"/>
+        </w:rPr>
+        <w:t>কাজ</w:t>
+      </w:r>
+      <w:r>
+        <w:rPr>
+          <w:rFonts w:ascii="Times New Roman" w:eastAsia="Times New Roman" w:hAnsi="Times New Roman" w:cs="Times New Roman"/>
+          <w:sz w:val="24"/>
+          <w:szCs w:val="24"/>
+        </w:rPr>
+        <w:t xml:space="preserve"> </w:t>
+      </w:r>
+      <w:r>
+        <w:rPr>
+          <w:rFonts w:ascii="Nirmala UI" w:eastAsia="Times New Roman" w:hAnsi="Nirmala UI" w:cs="Nirmala UI"/>
+          <w:sz w:val="24"/>
+          <w:szCs w:val="24"/>
+        </w:rPr>
+        <w:t>শেষ</w:t>
+      </w:r>
+      <w:r>
+        <w:rPr>
+          <w:rFonts w:ascii="Times New Roman" w:eastAsia="Times New Roman" w:hAnsi="Times New Roman" w:cs="Times New Roman"/>
+          <w:sz w:val="24"/>
+          <w:szCs w:val="24"/>
+        </w:rPr>
+        <w:t>!</w:t>
+      </w:r>
+    </w:p>
+    <w:p>
+      <w:pPr>
+        <w:numPr>
+          <w:ilvl w:val="1"/>
+          <w:numId w:val="2"/>
+        </w:numPr>
+        <w:spacing w:before="100" w:beforeAutospacing="1" w:after="100" w:afterAutospacing="1" w:line="240" w:lineRule="auto"/>
+        <w:rPr>
+          <w:rFonts w:ascii="Times New Roman" w:eastAsia="Times New Roman" w:hAnsi="Times New Roman" w:cs="Times New Roman"/>
+          <w:sz w:val="24"/>
+          <w:szCs w:val="24"/>
+        </w:rPr>
+      </w:pPr>
+      <w:r>
+        <w:rPr>
+          <w:rFonts w:ascii="Nirmala UI" w:eastAsia="Times New Roman" w:hAnsi="Nirmala UI" w:cs="Nirmala UI"/>
+          <w:b/>
+          <w:bCs/>
+          <w:sz w:val="24"/>
+          <w:szCs w:val="24"/>
+        </w:rPr>
+        <w:t>দ্বিতীয়</w:t>
+      </w:r>
+      <w:r>
+        <w:rPr>
+          <w:rFonts w:ascii="Times New Roman" w:eastAsia="Times New Roman" w:hAnsi="Times New Roman" w:cs="Times New Roman"/>
+          <w:b/>
+          <w:bCs/>
+          <w:sz w:val="24"/>
+          <w:szCs w:val="24"/>
+        </w:rPr>
+        <w:t xml:space="preserve"> </w:t>
+      </w:r>
+      <w:r>
+        <w:rPr>
+          <w:rFonts w:ascii="Nirmala UI" w:eastAsia="Times New Roman" w:hAnsi="Nirmala UI" w:cs="Nirmala UI"/>
+          <w:b/>
+          <w:bCs/>
+          <w:sz w:val="24"/>
+          <w:szCs w:val="24"/>
+        </w:rPr>
+        <w:t>চেষ্টা</w:t>
+      </w:r>
+      <w:r>
+        <w:rPr>
+          <w:rFonts w:ascii="Times New Roman" w:eastAsia="Times New Roman" w:hAnsi="Times New Roman" w:cs="Times New Roman"/>
+          <w:b/>
+          <w:bCs/>
+          <w:sz w:val="24"/>
+          <w:szCs w:val="24"/>
+        </w:rPr>
+        <w:t xml:space="preserve"> (Fallback):</w:t>
+      </w:r>
+      <w:r>
+        <w:rPr>
+          <w:rFonts w:ascii="Times New Roman" w:eastAsia="Times New Roman" w:hAnsi="Times New Roman" w:cs="Times New Roman"/>
+          <w:sz w:val="24"/>
+          <w:szCs w:val="24"/>
+        </w:rPr>
+        <w:t xml:space="preserve"> </w:t>
+      </w:r>
+      <w:r>
+        <w:rPr>
+          <w:rFonts w:ascii="Nirmala UI" w:eastAsia="Times New Roman" w:hAnsi="Nirmala UI" w:cs="Nirmala UI"/>
+          <w:sz w:val="24"/>
+          <w:szCs w:val="24"/>
+        </w:rPr>
+        <w:t>যদি</w:t>
+      </w:r>
+      <w:r>
+        <w:rPr>
+          <w:rFonts w:ascii="Times New Roman" w:eastAsia="Times New Roman" w:hAnsi="Times New Roman" w:cs="Times New Roman"/>
+          <w:sz w:val="24"/>
+          <w:szCs w:val="24"/>
+        </w:rPr>
+        <w:t xml:space="preserve"> </w:t>
+      </w:r>
+      <w:r>
+        <w:rPr>
+          <w:rFonts w:ascii="Nirmala UI" w:eastAsia="Times New Roman" w:hAnsi="Nirmala UI" w:cs="Nirmala UI"/>
+          <w:sz w:val="24"/>
+          <w:szCs w:val="24"/>
+        </w:rPr>
+        <w:t>হেডারে</w:t>
+      </w:r>
+      <w:r>
+        <w:rPr>
+          <w:rFonts w:ascii="Times New Roman" w:eastAsia="Times New Roman" w:hAnsi="Times New Roman" w:cs="Times New Roman"/>
+          <w:sz w:val="24"/>
+          <w:szCs w:val="24"/>
+        </w:rPr>
+        <w:t xml:space="preserve"> </w:t>
+      </w:r>
+      <w:r>
+        <w:rPr>
+          <w:rFonts w:ascii="Nirmala UI" w:eastAsia="Times New Roman" w:hAnsi="Nirmala UI" w:cs="Nirmala UI"/>
+          <w:sz w:val="24"/>
+          <w:szCs w:val="24"/>
+        </w:rPr>
+        <w:t>আইডি</w:t>
+      </w:r>
+      <w:r>
+        <w:rPr>
+          <w:rFonts w:ascii="Times New Roman" w:eastAsia="Times New Roman" w:hAnsi="Times New Roman" w:cs="Times New Roman"/>
+          <w:sz w:val="24"/>
+          <w:szCs w:val="24"/>
+        </w:rPr>
+        <w:t xml:space="preserve"> </w:t>
+      </w:r>
+      <w:r>
+        <w:rPr>
+          <w:rFonts w:ascii="Nirmala UI" w:eastAsia="Times New Roman" w:hAnsi="Nirmala UI" w:cs="Nirmala UI"/>
+          <w:b/>
+          <w:bCs/>
+          <w:sz w:val="24"/>
+          <w:szCs w:val="24"/>
+        </w:rPr>
+        <w:t>না</w:t>
+      </w:r>
+      <w:r>
+        <w:rPr>
+          <w:rFonts w:ascii="Times New Roman" w:eastAsia="Times New Roman" w:hAnsi="Times New Roman" w:cs="Times New Roman"/>
+          <w:b/>
+          <w:bCs/>
+          <w:sz w:val="24"/>
+          <w:szCs w:val="24"/>
+        </w:rPr>
+        <w:t xml:space="preserve"> </w:t>
+      </w:r>
+      <w:r>
+        <w:rPr>
+          <w:rFonts w:ascii="Nirmala UI" w:eastAsia="Times New Roman" w:hAnsi="Nirmala UI" w:cs="Nirmala UI"/>
+          <w:b/>
+          <w:bCs/>
+          <w:sz w:val="24"/>
+          <w:szCs w:val="24"/>
+        </w:rPr>
+        <w:t>পায়</w:t>
+      </w:r>
+      <w:r>
+        <w:rPr>
+          <w:rFonts w:ascii="Times New Roman" w:eastAsia="Times New Roman" w:hAnsi="Times New Roman" w:cs="Times New Roman"/>
+          <w:sz w:val="24"/>
+          <w:szCs w:val="24"/>
+        </w:rPr>
+        <w:t xml:space="preserve">, </w:t>
+      </w:r>
+      <w:r>
+        <w:rPr>
+          <w:rFonts w:ascii="Nirmala UI" w:eastAsia="Times New Roman" w:hAnsi="Nirmala UI" w:cs="Nirmala UI"/>
+          <w:sz w:val="24"/>
+          <w:szCs w:val="24"/>
+        </w:rPr>
+        <w:t>তবে</w:t>
+      </w:r>
+      <w:r>
+        <w:rPr>
+          <w:rFonts w:ascii="Times New Roman" w:eastAsia="Times New Roman" w:hAnsi="Times New Roman" w:cs="Times New Roman"/>
+          <w:sz w:val="24"/>
+          <w:szCs w:val="24"/>
+        </w:rPr>
+        <w:t xml:space="preserve"> </w:t>
+      </w:r>
+      <w:r>
+        <w:rPr>
+          <w:rFonts w:ascii="Nirmala UI" w:eastAsia="Times New Roman" w:hAnsi="Nirmala UI" w:cs="Nirmala UI"/>
+          <w:sz w:val="24"/>
+          <w:szCs w:val="24"/>
+        </w:rPr>
+        <w:t>সে</w:t>
+      </w:r>
+      <w:r>
+        <w:rPr>
+          <w:rFonts w:ascii="Times New Roman" w:eastAsia="Times New Roman" w:hAnsi="Times New Roman" w:cs="Times New Roman"/>
+          <w:sz w:val="24"/>
+          <w:szCs w:val="24"/>
+        </w:rPr>
+        <w:t xml:space="preserve"> </w:t>
+      </w:r>
+      <w:r>
+        <w:rPr>
+          <w:rFonts w:ascii="Nirmala UI" w:eastAsia="Times New Roman" w:hAnsi="Nirmala UI" w:cs="Nirmala UI"/>
+          <w:sz w:val="24"/>
+          <w:szCs w:val="24"/>
+        </w:rPr>
+        <w:t>রিকোয়েস্টটি</w:t>
+      </w:r>
+      <w:r>
+        <w:rPr>
+          <w:rFonts w:ascii="Times New Roman" w:eastAsia="Times New Roman" w:hAnsi="Times New Roman" w:cs="Times New Roman"/>
+          <w:sz w:val="24"/>
+          <w:szCs w:val="24"/>
+        </w:rPr>
+        <w:t xml:space="preserve"> </w:t>
+      </w:r>
+      <w:r>
+        <w:rPr>
+          <w:rFonts w:ascii="Nirmala UI" w:eastAsia="Times New Roman" w:hAnsi="Nirmala UI" w:cs="Nirmala UI"/>
+          <w:sz w:val="24"/>
+          <w:szCs w:val="24"/>
+        </w:rPr>
+        <w:t>বাতিল</w:t>
+      </w:r>
+      <w:r>
+        <w:rPr>
+          <w:rFonts w:ascii="Times New Roman" w:eastAsia="Times New Roman" w:hAnsi="Times New Roman" w:cs="Times New Roman"/>
+          <w:sz w:val="24"/>
+          <w:szCs w:val="24"/>
+        </w:rPr>
+        <w:t xml:space="preserve"> </w:t>
+      </w:r>
+      <w:r>
+        <w:rPr>
+          <w:rFonts w:ascii="Nirmala UI" w:eastAsia="Times New Roman" w:hAnsi="Nirmala UI" w:cs="Nirmala UI"/>
+          <w:sz w:val="24"/>
+          <w:szCs w:val="24"/>
+        </w:rPr>
+        <w:t>করে</w:t>
+      </w:r>
+      <w:r>
+        <w:rPr>
+          <w:rFonts w:ascii="Times New Roman" w:eastAsia="Times New Roman" w:hAnsi="Times New Roman" w:cs="Times New Roman"/>
+          <w:sz w:val="24"/>
+          <w:szCs w:val="24"/>
+        </w:rPr>
+        <w:t xml:space="preserve"> </w:t>
+      </w:r>
+      <w:r>
+        <w:rPr>
+          <w:rFonts w:ascii="Nirmala UI" w:eastAsia="Times New Roman" w:hAnsi="Nirmala UI" w:cs="Nirmala UI"/>
+          <w:sz w:val="24"/>
+          <w:szCs w:val="24"/>
+        </w:rPr>
+        <w:t>না।</w:t>
+      </w:r>
+      <w:r>
+        <w:rPr>
+          <w:rFonts w:ascii="Times New Roman" w:eastAsia="Times New Roman" w:hAnsi="Times New Roman" w:cs="Times New Roman"/>
+          <w:sz w:val="24"/>
+          <w:szCs w:val="24"/>
+        </w:rPr>
+        <w:t xml:space="preserve"> </w:t>
+      </w:r>
+      <w:r>
+        <w:rPr>
+          <w:rFonts w:ascii="Nirmala UI" w:eastAsia="Times New Roman" w:hAnsi="Nirmala UI" w:cs="Nirmala UI"/>
+          <w:sz w:val="24"/>
+          <w:szCs w:val="24"/>
+        </w:rPr>
+        <w:t>সে</w:t>
+      </w:r>
+      <w:r>
+        <w:rPr>
+          <w:rFonts w:ascii="Times New Roman" w:eastAsia="Times New Roman" w:hAnsi="Times New Roman" w:cs="Times New Roman"/>
+          <w:sz w:val="24"/>
+          <w:szCs w:val="24"/>
+        </w:rPr>
+        <w:t xml:space="preserve"> </w:t>
+      </w:r>
+      <w:r>
+        <w:rPr>
+          <w:rFonts w:ascii="Nirmala UI" w:eastAsia="Times New Roman" w:hAnsi="Nirmala UI" w:cs="Nirmala UI"/>
+          <w:sz w:val="24"/>
+          <w:szCs w:val="24"/>
+        </w:rPr>
+        <w:t>ব্যাকআপ</w:t>
+      </w:r>
+      <w:r>
+        <w:rPr>
+          <w:rFonts w:ascii="Times New Roman" w:eastAsia="Times New Roman" w:hAnsi="Times New Roman" w:cs="Times New Roman"/>
+          <w:sz w:val="24"/>
+          <w:szCs w:val="24"/>
+        </w:rPr>
+        <w:t xml:space="preserve"> </w:t>
+      </w:r>
+      <w:r>
+        <w:rPr>
+          <w:rFonts w:ascii="Nirmala UI" w:eastAsia="Times New Roman" w:hAnsi="Nirmala UI" w:cs="Nirmala UI"/>
+          <w:sz w:val="24"/>
+          <w:szCs w:val="24"/>
+        </w:rPr>
+        <w:t>প্ল্যান</w:t>
+      </w:r>
+      <w:r>
+        <w:rPr>
+          <w:rFonts w:ascii="Times New Roman" w:eastAsia="Times New Roman" w:hAnsi="Times New Roman" w:cs="Times New Roman"/>
+          <w:sz w:val="24"/>
+          <w:szCs w:val="24"/>
+        </w:rPr>
+        <w:t xml:space="preserve"> </w:t>
+      </w:r>
+      <w:r>
+        <w:rPr>
+          <w:rFonts w:ascii="Nirmala UI" w:eastAsia="Times New Roman" w:hAnsi="Nirmala UI" w:cs="Nirmala UI"/>
+          <w:sz w:val="24"/>
+          <w:szCs w:val="24"/>
+        </w:rPr>
+        <w:t>হিসেবে</w:t>
+      </w:r>
+      <w:r>
+        <w:rPr>
+          <w:rFonts w:ascii="Times New Roman" w:eastAsia="Times New Roman" w:hAnsi="Times New Roman" w:cs="Times New Roman"/>
+          <w:sz w:val="24"/>
+          <w:szCs w:val="24"/>
+        </w:rPr>
+        <w:t xml:space="preserve"> </w:t>
+      </w:r>
+      <w:r>
+        <w:rPr>
+          <w:rFonts w:ascii="Times New Roman" w:eastAsia="Times New Roman" w:hAnsi="Times New Roman" w:cs="Times New Roman"/>
+          <w:b/>
+          <w:bCs/>
+          <w:sz w:val="24"/>
+          <w:szCs w:val="24"/>
+        </w:rPr>
+        <w:t>Spring Security Context</w:t>
+      </w:r>
+      <w:r>
+        <w:rPr>
+          <w:rFonts w:ascii="Times New Roman" w:eastAsia="Times New Roman" w:hAnsi="Times New Roman" w:cs="Times New Roman"/>
+          <w:sz w:val="24"/>
+          <w:szCs w:val="24"/>
+        </w:rPr>
+        <w:t>-</w:t>
+      </w:r>
+      <w:r>
+        <w:rPr>
+          <w:rFonts w:ascii="Nirmala UI" w:eastAsia="Times New Roman" w:hAnsi="Nirmala UI" w:cs="Nirmala UI"/>
+          <w:sz w:val="24"/>
+          <w:szCs w:val="24"/>
+        </w:rPr>
+        <w:t>এর</w:t>
+      </w:r>
+      <w:r>
+        <w:rPr>
+          <w:rFonts w:ascii="Times New Roman" w:eastAsia="Times New Roman" w:hAnsi="Times New Roman" w:cs="Times New Roman"/>
+          <w:sz w:val="24"/>
+          <w:szCs w:val="24"/>
+        </w:rPr>
+        <w:t xml:space="preserve"> </w:t>
+      </w:r>
+      <w:r>
+        <w:rPr>
+          <w:rFonts w:ascii="Nirmala UI" w:eastAsia="Times New Roman" w:hAnsi="Nirmala UI" w:cs="Nirmala UI"/>
+          <w:sz w:val="24"/>
+          <w:szCs w:val="24"/>
+        </w:rPr>
+        <w:t>কাছে</w:t>
+      </w:r>
+      <w:r>
+        <w:rPr>
+          <w:rFonts w:ascii="Times New Roman" w:eastAsia="Times New Roman" w:hAnsi="Times New Roman" w:cs="Times New Roman"/>
+          <w:sz w:val="24"/>
+          <w:szCs w:val="24"/>
+        </w:rPr>
+        <w:t xml:space="preserve"> </w:t>
+      </w:r>
+      <w:r>
+        <w:rPr>
+          <w:rFonts w:ascii="Nirmala UI" w:eastAsia="Times New Roman" w:hAnsi="Nirmala UI" w:cs="Nirmala UI"/>
+          <w:sz w:val="24"/>
+          <w:szCs w:val="24"/>
+        </w:rPr>
+        <w:t>যায়।</w:t>
+      </w:r>
+      <w:r>
+        <w:rPr>
+          <w:rFonts w:ascii="Times New Roman" w:eastAsia="Times New Roman" w:hAnsi="Times New Roman" w:cs="Times New Roman"/>
+          <w:sz w:val="24"/>
+          <w:szCs w:val="24"/>
+        </w:rPr>
+        <w:t xml:space="preserve"> </w:t>
+      </w:r>
+      <w:r>
+        <w:rPr>
+          <w:rFonts w:ascii="Nirmala UI" w:eastAsia="Times New Roman" w:hAnsi="Nirmala UI" w:cs="Nirmala UI"/>
+          <w:sz w:val="24"/>
+          <w:szCs w:val="24"/>
+        </w:rPr>
+        <w:t>অ্যাপ্লিকেশন</w:t>
+      </w:r>
+      <w:r>
+        <w:rPr>
+          <w:rFonts w:ascii="Times New Roman" w:eastAsia="Times New Roman" w:hAnsi="Times New Roman" w:cs="Times New Roman"/>
+          <w:sz w:val="24"/>
+          <w:szCs w:val="24"/>
+        </w:rPr>
+        <w:t xml:space="preserve"> </w:t>
+      </w:r>
+      <w:r>
+        <w:rPr>
+          <w:rFonts w:ascii="Nirmala UI" w:eastAsia="Times New Roman" w:hAnsi="Nirmala UI" w:cs="Nirmala UI"/>
+          <w:sz w:val="24"/>
+          <w:szCs w:val="24"/>
+        </w:rPr>
+        <w:t>যদি</w:t>
+      </w:r>
+      <w:r>
+        <w:rPr>
+          <w:rFonts w:ascii="Times New Roman" w:eastAsia="Times New Roman" w:hAnsi="Times New Roman" w:cs="Times New Roman"/>
+          <w:sz w:val="24"/>
+          <w:szCs w:val="24"/>
+        </w:rPr>
+        <w:t xml:space="preserve"> </w:t>
+      </w:r>
+      <w:r>
+        <w:rPr>
+          <w:rFonts w:ascii="Nirmala UI" w:eastAsia="Times New Roman" w:hAnsi="Nirmala UI" w:cs="Nirmala UI"/>
+          <w:sz w:val="24"/>
+          <w:szCs w:val="24"/>
+        </w:rPr>
+        <w:t>ওয়াউথ</w:t>
+      </w:r>
+      <w:r>
+        <w:rPr>
+          <w:rFonts w:ascii="Times New Roman" w:eastAsia="Times New Roman" w:hAnsi="Times New Roman" w:cs="Times New Roman"/>
+          <w:sz w:val="24"/>
+          <w:szCs w:val="24"/>
+        </w:rPr>
+        <w:t xml:space="preserve"> (OAuth2), </w:t>
+      </w:r>
+      <w:r>
+        <w:rPr>
+          <w:rFonts w:ascii="Nirmala UI" w:eastAsia="Times New Roman" w:hAnsi="Nirmala UI" w:cs="Nirmala UI"/>
+          <w:sz w:val="24"/>
+          <w:szCs w:val="24"/>
+        </w:rPr>
+        <w:t>জেডব্লিউটি</w:t>
+      </w:r>
+      <w:r>
+        <w:rPr>
+          <w:rFonts w:ascii="Times New Roman" w:eastAsia="Times New Roman" w:hAnsi="Times New Roman" w:cs="Times New Roman"/>
+          <w:sz w:val="24"/>
+          <w:szCs w:val="24"/>
+        </w:rPr>
+        <w:t xml:space="preserve"> (JWT) </w:t>
+      </w:r>
+      <w:r>
+        <w:rPr>
+          <w:rFonts w:ascii="Nirmala UI" w:eastAsia="Times New Roman" w:hAnsi="Nirmala UI" w:cs="Nirmala UI"/>
+          <w:sz w:val="24"/>
+          <w:szCs w:val="24"/>
+        </w:rPr>
+        <w:t>বা</w:t>
+      </w:r>
+      <w:r>
+        <w:rPr>
+          <w:rFonts w:ascii="Times New Roman" w:eastAsia="Times New Roman" w:hAnsi="Times New Roman" w:cs="Times New Roman"/>
+          <w:sz w:val="24"/>
+          <w:szCs w:val="24"/>
+        </w:rPr>
+        <w:t xml:space="preserve"> </w:t>
+      </w:r>
+      <w:r>
+        <w:rPr>
+          <w:rFonts w:ascii="Nirmala UI" w:eastAsia="Times New Roman" w:hAnsi="Nirmala UI" w:cs="Nirmala UI"/>
+          <w:sz w:val="24"/>
+          <w:szCs w:val="24"/>
+        </w:rPr>
+        <w:t>ফর্ম</w:t>
+      </w:r>
+      <w:r>
+        <w:rPr>
+          <w:rFonts w:ascii="Times New Roman" w:eastAsia="Times New Roman" w:hAnsi="Times New Roman" w:cs="Times New Roman"/>
+          <w:sz w:val="24"/>
+          <w:szCs w:val="24"/>
+        </w:rPr>
+        <w:t xml:space="preserve"> </w:t>
+      </w:r>
+      <w:r>
+        <w:rPr>
+          <w:rFonts w:ascii="Nirmala UI" w:eastAsia="Times New Roman" w:hAnsi="Nirmala UI" w:cs="Nirmala UI"/>
+          <w:sz w:val="24"/>
+          <w:szCs w:val="24"/>
+        </w:rPr>
+        <w:t>লগইন</w:t>
+      </w:r>
+      <w:r>
+        <w:rPr>
+          <w:rFonts w:ascii="Times New Roman" w:eastAsia="Times New Roman" w:hAnsi="Times New Roman" w:cs="Times New Roman"/>
+          <w:sz w:val="24"/>
+          <w:szCs w:val="24"/>
+        </w:rPr>
+        <w:t xml:space="preserve"> </w:t>
+      </w:r>
+      <w:r>
+        <w:rPr>
+          <w:rFonts w:ascii="Nirmala UI" w:eastAsia="Times New Roman" w:hAnsi="Nirmala UI" w:cs="Nirmala UI"/>
+          <w:sz w:val="24"/>
+          <w:szCs w:val="24"/>
+        </w:rPr>
+        <w:t>দিয়ে</w:t>
+      </w:r>
+      <w:r>
+        <w:rPr>
+          <w:rFonts w:ascii="Times New Roman" w:eastAsia="Times New Roman" w:hAnsi="Times New Roman" w:cs="Times New Roman"/>
+          <w:sz w:val="24"/>
+          <w:szCs w:val="24"/>
+        </w:rPr>
+        <w:t xml:space="preserve"> </w:t>
+      </w:r>
+      <w:r>
+        <w:rPr>
+          <w:rFonts w:ascii="Nirmala UI" w:eastAsia="Times New Roman" w:hAnsi="Nirmala UI" w:cs="Nirmala UI"/>
+          <w:sz w:val="24"/>
+          <w:szCs w:val="24"/>
+        </w:rPr>
+        <w:t>সুরক্ষিত</w:t>
+      </w:r>
+      <w:r>
+        <w:rPr>
+          <w:rFonts w:ascii="Times New Roman" w:eastAsia="Times New Roman" w:hAnsi="Times New Roman" w:cs="Times New Roman"/>
+          <w:sz w:val="24"/>
+          <w:szCs w:val="24"/>
+        </w:rPr>
+        <w:t xml:space="preserve"> </w:t>
+      </w:r>
+      <w:r>
+        <w:rPr>
+          <w:rFonts w:ascii="Nirmala UI" w:eastAsia="Times New Roman" w:hAnsi="Nirmala UI" w:cs="Nirmala UI"/>
+          <w:sz w:val="24"/>
+          <w:szCs w:val="24"/>
+        </w:rPr>
+        <w:t>থাকে</w:t>
+      </w:r>
+      <w:r>
+        <w:rPr>
+          <w:rFonts w:ascii="Times New Roman" w:eastAsia="Times New Roman" w:hAnsi="Times New Roman" w:cs="Times New Roman"/>
+          <w:sz w:val="24"/>
+          <w:szCs w:val="24"/>
+        </w:rPr>
+        <w:t xml:space="preserve">, </w:t>
+      </w:r>
+      <w:r>
+        <w:rPr>
+          <w:rFonts w:ascii="Nirmala UI" w:eastAsia="Times New Roman" w:hAnsi="Nirmala UI" w:cs="Nirmala UI"/>
+          <w:sz w:val="24"/>
+          <w:szCs w:val="24"/>
+        </w:rPr>
+        <w:t>তবে</w:t>
+      </w:r>
+      <w:r>
+        <w:rPr>
+          <w:rFonts w:ascii="Times New Roman" w:eastAsia="Times New Roman" w:hAnsi="Times New Roman" w:cs="Times New Roman"/>
+          <w:sz w:val="24"/>
+          <w:szCs w:val="24"/>
+        </w:rPr>
+        <w:t xml:space="preserve"> </w:t>
+      </w:r>
+      <w:r>
+        <w:rPr>
+          <w:rFonts w:ascii="Nirmala UI" w:eastAsia="Times New Roman" w:hAnsi="Nirmala UI" w:cs="Nirmala UI"/>
+          <w:sz w:val="24"/>
+          <w:szCs w:val="24"/>
+        </w:rPr>
+        <w:t>স্প্রিং</w:t>
+      </w:r>
+      <w:r>
+        <w:rPr>
+          <w:rFonts w:ascii="Times New Roman" w:eastAsia="Times New Roman" w:hAnsi="Times New Roman" w:cs="Times New Roman"/>
+          <w:sz w:val="24"/>
+          <w:szCs w:val="24"/>
+        </w:rPr>
+        <w:t xml:space="preserve"> </w:t>
+      </w:r>
+      <w:r>
+        <w:rPr>
+          <w:rFonts w:ascii="Nirmala UI" w:eastAsia="Times New Roman" w:hAnsi="Nirmala UI" w:cs="Nirmala UI"/>
+          <w:sz w:val="24"/>
+          <w:szCs w:val="24"/>
+        </w:rPr>
+        <w:t>সিকিউরিটির</w:t>
+      </w:r>
+      <w:r>
+        <w:rPr>
+          <w:rFonts w:ascii="Times New Roman" w:eastAsia="Times New Roman" w:hAnsi="Times New Roman" w:cs="Times New Roman"/>
+          <w:sz w:val="24"/>
+          <w:szCs w:val="24"/>
+        </w:rPr>
+        <w:t xml:space="preserve"> </w:t>
+      </w:r>
+      <w:r>
+        <w:rPr>
+          <w:rFonts w:ascii="Nirmala UI" w:eastAsia="Times New Roman" w:hAnsi="Nirmala UI" w:cs="Nirmala UI"/>
+          <w:sz w:val="24"/>
+          <w:szCs w:val="24"/>
+        </w:rPr>
+        <w:t>মেমোরি</w:t>
+      </w:r>
+      <w:r>
+        <w:rPr>
+          <w:rFonts w:ascii="Times New Roman" w:eastAsia="Times New Roman" w:hAnsi="Times New Roman" w:cs="Times New Roman"/>
+          <w:sz w:val="24"/>
+          <w:szCs w:val="24"/>
+        </w:rPr>
+        <w:t xml:space="preserve"> </w:t>
+      </w:r>
+      <w:r>
+        <w:rPr>
+          <w:rFonts w:ascii="Nirmala UI" w:eastAsia="Times New Roman" w:hAnsi="Nirmala UI" w:cs="Nirmala UI"/>
+          <w:sz w:val="24"/>
+          <w:szCs w:val="24"/>
+        </w:rPr>
+        <w:t>থেকে</w:t>
+      </w:r>
+      <w:r>
+        <w:rPr>
+          <w:rFonts w:ascii="Times New Roman" w:eastAsia="Times New Roman" w:hAnsi="Times New Roman" w:cs="Times New Roman"/>
+          <w:sz w:val="24"/>
+          <w:szCs w:val="24"/>
+        </w:rPr>
+        <w:t xml:space="preserve"> </w:t>
+      </w:r>
+      <w:r>
+        <w:rPr>
+          <w:rFonts w:ascii="Nirmala UI" w:eastAsia="Times New Roman" w:hAnsi="Nirmala UI" w:cs="Nirmala UI"/>
+          <w:sz w:val="24"/>
+          <w:szCs w:val="24"/>
+        </w:rPr>
+        <w:t>লগইন</w:t>
+      </w:r>
+      <w:r>
+        <w:rPr>
+          <w:rFonts w:ascii="Times New Roman" w:eastAsia="Times New Roman" w:hAnsi="Times New Roman" w:cs="Times New Roman"/>
+          <w:sz w:val="24"/>
+          <w:szCs w:val="24"/>
+        </w:rPr>
+        <w:t xml:space="preserve"> </w:t>
+      </w:r>
+      <w:r>
+        <w:rPr>
+          <w:rFonts w:ascii="Nirmala UI" w:eastAsia="Times New Roman" w:hAnsi="Nirmala UI" w:cs="Nirmala UI"/>
+          <w:sz w:val="24"/>
+          <w:szCs w:val="24"/>
+        </w:rPr>
+        <w:t>করা</w:t>
+      </w:r>
+      <w:r>
+        <w:rPr>
+          <w:rFonts w:ascii="Times New Roman" w:eastAsia="Times New Roman" w:hAnsi="Times New Roman" w:cs="Times New Roman"/>
+          <w:sz w:val="24"/>
+          <w:szCs w:val="24"/>
+        </w:rPr>
+        <w:t xml:space="preserve"> </w:t>
+      </w:r>
+      <w:r>
+        <w:rPr>
+          <w:rFonts w:ascii="Nirmala UI" w:eastAsia="Times New Roman" w:hAnsi="Nirmala UI" w:cs="Nirmala UI"/>
+          <w:sz w:val="24"/>
+          <w:szCs w:val="24"/>
+        </w:rPr>
+        <w:t>ইউজারের</w:t>
+      </w:r>
+      <w:r>
+        <w:rPr>
+          <w:rFonts w:ascii="Times New Roman" w:eastAsia="Times New Roman" w:hAnsi="Times New Roman" w:cs="Times New Roman"/>
+          <w:sz w:val="24"/>
+          <w:szCs w:val="24"/>
+        </w:rPr>
+        <w:t xml:space="preserve"> </w:t>
+      </w:r>
+      <w:r>
+        <w:rPr>
+          <w:rFonts w:ascii="Nirmala UI" w:eastAsia="Times New Roman" w:hAnsi="Nirmala UI" w:cs="Nirmala UI"/>
+          <w:sz w:val="24"/>
+          <w:szCs w:val="24"/>
+        </w:rPr>
+        <w:t>নাম</w:t>
+      </w:r>
+      <w:r>
+        <w:rPr>
+          <w:rFonts w:ascii="Times New Roman" w:eastAsia="Times New Roman" w:hAnsi="Times New Roman" w:cs="Times New Roman"/>
+          <w:sz w:val="24"/>
+          <w:szCs w:val="24"/>
+        </w:rPr>
+        <w:t xml:space="preserve"> </w:t>
+      </w:r>
+      <w:r>
+        <w:rPr>
+          <w:rFonts w:ascii="Nirmala UI" w:eastAsia="Times New Roman" w:hAnsi="Nirmala UI" w:cs="Nirmala UI"/>
+          <w:sz w:val="24"/>
+          <w:szCs w:val="24"/>
+        </w:rPr>
+        <w:t>বা</w:t>
+      </w:r>
+      <w:r>
+        <w:rPr>
+          <w:rFonts w:ascii="Times New Roman" w:eastAsia="Times New Roman" w:hAnsi="Times New Roman" w:cs="Times New Roman"/>
+          <w:sz w:val="24"/>
+          <w:szCs w:val="24"/>
+        </w:rPr>
+        <w:t xml:space="preserve"> </w:t>
+      </w:r>
+      <w:r>
+        <w:rPr>
+          <w:rFonts w:ascii="Nirmala UI" w:eastAsia="Times New Roman" w:hAnsi="Nirmala UI" w:cs="Nirmala UI"/>
+          <w:sz w:val="24"/>
+          <w:szCs w:val="24"/>
+        </w:rPr>
+        <w:t>ইমেইল</w:t>
+      </w:r>
+      <w:r>
+        <w:rPr>
+          <w:rFonts w:ascii="Times New Roman" w:eastAsia="Times New Roman" w:hAnsi="Times New Roman" w:cs="Times New Roman"/>
+          <w:sz w:val="24"/>
+          <w:szCs w:val="24"/>
+        </w:rPr>
+        <w:t xml:space="preserve"> </w:t>
+      </w:r>
+      <w:r>
+        <w:rPr>
+          <w:rFonts w:ascii="Nirmala UI" w:eastAsia="Times New Roman" w:hAnsi="Nirmala UI" w:cs="Nirmala UI"/>
+          <w:sz w:val="24"/>
+          <w:szCs w:val="24"/>
+        </w:rPr>
+        <w:t>উদ্ধার</w:t>
+      </w:r>
+      <w:r>
+        <w:rPr>
+          <w:rFonts w:ascii="Times New Roman" w:eastAsia="Times New Roman" w:hAnsi="Times New Roman" w:cs="Times New Roman"/>
+          <w:sz w:val="24"/>
+          <w:szCs w:val="24"/>
+        </w:rPr>
+        <w:t xml:space="preserve"> </w:t>
+      </w:r>
+      <w:r>
+        <w:rPr>
+          <w:rFonts w:ascii="Nirmala UI" w:eastAsia="Times New Roman" w:hAnsi="Nirmala UI" w:cs="Nirmala UI"/>
+          <w:sz w:val="24"/>
+          <w:szCs w:val="24"/>
+        </w:rPr>
+        <w:t>করে।</w:t>
+      </w:r>
+    </w:p>
+    <w:p>
+      <w:pPr>
+        <w:numPr>
+          <w:ilvl w:val="1"/>
+          <w:numId w:val="2"/>
+        </w:numPr>
+        <w:spacing w:before="100" w:beforeAutospacing="1" w:after="100" w:afterAutospacing="1" w:line="240" w:lineRule="auto"/>
+        <w:rPr>
+          <w:rFonts w:ascii="Times New Roman" w:eastAsia="Times New Roman" w:hAnsi="Times New Roman" w:cs="Times New Roman"/>
+          <w:sz w:val="24"/>
+          <w:szCs w:val="24"/>
+        </w:rPr>
+      </w:pPr>
+      <w:r>
+        <w:rPr>
+          <w:rFonts w:ascii="Nirmala UI" w:eastAsia="Times New Roman" w:hAnsi="Nirmala UI" w:cs="Nirmala UI"/>
+          <w:b/>
+          <w:bCs/>
+          <w:sz w:val="24"/>
+          <w:szCs w:val="24"/>
+        </w:rPr>
+        <w:t>তৃতীয়</w:t>
+      </w:r>
+      <w:r>
+        <w:rPr>
+          <w:rFonts w:ascii="Times New Roman" w:eastAsia="Times New Roman" w:hAnsi="Times New Roman" w:cs="Times New Roman"/>
+          <w:b/>
+          <w:bCs/>
+          <w:sz w:val="24"/>
+          <w:szCs w:val="24"/>
+        </w:rPr>
+        <w:t xml:space="preserve"> </w:t>
+      </w:r>
+      <w:r>
+        <w:rPr>
+          <w:rFonts w:ascii="Nirmala UI" w:eastAsia="Times New Roman" w:hAnsi="Nirmala UI" w:cs="Nirmala UI"/>
+          <w:b/>
+          <w:bCs/>
+          <w:sz w:val="24"/>
+          <w:szCs w:val="24"/>
+        </w:rPr>
+        <w:t>চেষ্টা</w:t>
+      </w:r>
+      <w:r>
+        <w:rPr>
+          <w:rFonts w:ascii="Times New Roman" w:eastAsia="Times New Roman" w:hAnsi="Times New Roman" w:cs="Times New Roman"/>
+          <w:b/>
+          <w:bCs/>
+          <w:sz w:val="24"/>
+          <w:szCs w:val="24"/>
+        </w:rPr>
+        <w:t>:</w:t>
+      </w:r>
+      <w:r>
+        <w:rPr>
+          <w:rFonts w:ascii="Times New Roman" w:eastAsia="Times New Roman" w:hAnsi="Times New Roman" w:cs="Times New Roman"/>
+          <w:sz w:val="24"/>
+          <w:szCs w:val="24"/>
+        </w:rPr>
+        <w:t xml:space="preserve"> </w:t>
+      </w:r>
+      <w:r>
+        <w:rPr>
+          <w:rFonts w:ascii="Nirmala UI" w:eastAsia="Times New Roman" w:hAnsi="Nirmala UI" w:cs="Nirmala UI"/>
+          <w:sz w:val="24"/>
+          <w:szCs w:val="24"/>
+        </w:rPr>
+        <w:t>যদি</w:t>
+      </w:r>
+      <w:r>
+        <w:rPr>
+          <w:rFonts w:ascii="Times New Roman" w:eastAsia="Times New Roman" w:hAnsi="Times New Roman" w:cs="Times New Roman"/>
+          <w:sz w:val="24"/>
+          <w:szCs w:val="24"/>
+        </w:rPr>
+        <w:t xml:space="preserve"> </w:t>
+      </w:r>
+      <w:r>
+        <w:rPr>
+          <w:rFonts w:ascii="Nirmala UI" w:eastAsia="Times New Roman" w:hAnsi="Nirmala UI" w:cs="Nirmala UI"/>
+          <w:sz w:val="24"/>
+          <w:szCs w:val="24"/>
+        </w:rPr>
+        <w:t>সেখানেও</w:t>
+      </w:r>
+      <w:r>
+        <w:rPr>
+          <w:rFonts w:ascii="Times New Roman" w:eastAsia="Times New Roman" w:hAnsi="Times New Roman" w:cs="Times New Roman"/>
+          <w:sz w:val="24"/>
+          <w:szCs w:val="24"/>
+        </w:rPr>
+        <w:t xml:space="preserve"> </w:t>
+      </w:r>
+      <w:r>
+        <w:rPr>
+          <w:rFonts w:ascii="Nirmala UI" w:eastAsia="Times New Roman" w:hAnsi="Nirmala UI" w:cs="Nirmala UI"/>
+          <w:sz w:val="24"/>
+          <w:szCs w:val="24"/>
+        </w:rPr>
+        <w:t>কোনো</w:t>
+      </w:r>
+      <w:r>
+        <w:rPr>
+          <w:rFonts w:ascii="Times New Roman" w:eastAsia="Times New Roman" w:hAnsi="Times New Roman" w:cs="Times New Roman"/>
+          <w:sz w:val="24"/>
+          <w:szCs w:val="24"/>
+        </w:rPr>
+        <w:t xml:space="preserve"> </w:t>
+      </w:r>
+      <w:r>
+        <w:rPr>
+          <w:rFonts w:ascii="Nirmala UI" w:eastAsia="Times New Roman" w:hAnsi="Nirmala UI" w:cs="Nirmala UI"/>
+          <w:sz w:val="24"/>
+          <w:szCs w:val="24"/>
+        </w:rPr>
+        <w:t>ইউজার</w:t>
+      </w:r>
+      <w:r>
+        <w:rPr>
+          <w:rFonts w:ascii="Times New Roman" w:eastAsia="Times New Roman" w:hAnsi="Times New Roman" w:cs="Times New Roman"/>
+          <w:sz w:val="24"/>
+          <w:szCs w:val="24"/>
+        </w:rPr>
+        <w:t xml:space="preserve"> </w:t>
+      </w:r>
+      <w:r>
+        <w:rPr>
+          <w:rFonts w:ascii="Nirmala UI" w:eastAsia="Times New Roman" w:hAnsi="Nirmala UI" w:cs="Nirmala UI"/>
+          <w:sz w:val="24"/>
+          <w:szCs w:val="24"/>
+        </w:rPr>
+        <w:t>না</w:t>
+      </w:r>
+      <w:r>
+        <w:rPr>
+          <w:rFonts w:ascii="Times New Roman" w:eastAsia="Times New Roman" w:hAnsi="Times New Roman" w:cs="Times New Roman"/>
+          <w:sz w:val="24"/>
+          <w:szCs w:val="24"/>
+        </w:rPr>
+        <w:t xml:space="preserve"> </w:t>
+      </w:r>
+      <w:r>
+        <w:rPr>
+          <w:rFonts w:ascii="Nirmala UI" w:eastAsia="Times New Roman" w:hAnsi="Nirmala UI" w:cs="Nirmala UI"/>
+          <w:sz w:val="24"/>
+          <w:szCs w:val="24"/>
+        </w:rPr>
+        <w:t>পাওয়া</w:t>
+      </w:r>
+      <w:r>
+        <w:rPr>
+          <w:rFonts w:ascii="Times New Roman" w:eastAsia="Times New Roman" w:hAnsi="Times New Roman" w:cs="Times New Roman"/>
+          <w:sz w:val="24"/>
+          <w:szCs w:val="24"/>
+        </w:rPr>
+        <w:t xml:space="preserve"> </w:t>
+      </w:r>
+      <w:r>
+        <w:rPr>
+          <w:rFonts w:ascii="Nirmala UI" w:eastAsia="Times New Roman" w:hAnsi="Nirmala UI" w:cs="Nirmala UI"/>
+          <w:sz w:val="24"/>
+          <w:szCs w:val="24"/>
+        </w:rPr>
+        <w:t>যায়</w:t>
+      </w:r>
+      <w:r>
+        <w:rPr>
+          <w:rFonts w:ascii="Times New Roman" w:eastAsia="Times New Roman" w:hAnsi="Times New Roman" w:cs="Times New Roman"/>
+          <w:sz w:val="24"/>
+          <w:szCs w:val="24"/>
+        </w:rPr>
+        <w:t xml:space="preserve"> (</w:t>
+      </w:r>
+      <w:r>
+        <w:rPr>
+          <w:rFonts w:ascii="Nirmala UI" w:eastAsia="Times New Roman" w:hAnsi="Nirmala UI" w:cs="Nirmala UI"/>
+          <w:sz w:val="24"/>
+          <w:szCs w:val="24"/>
+        </w:rPr>
+        <w:t>যেমন</w:t>
+      </w:r>
+      <w:r>
+        <w:rPr>
+          <w:rFonts w:ascii="Times New Roman" w:eastAsia="Times New Roman" w:hAnsi="Times New Roman" w:cs="Times New Roman"/>
+          <w:sz w:val="24"/>
+          <w:szCs w:val="24"/>
+        </w:rPr>
+        <w:t xml:space="preserve"> </w:t>
+      </w:r>
+      <w:r>
+        <w:rPr>
+          <w:rFonts w:ascii="Nirmala UI" w:eastAsia="Times New Roman" w:hAnsi="Nirmala UI" w:cs="Nirmala UI"/>
+          <w:sz w:val="24"/>
+          <w:szCs w:val="24"/>
+        </w:rPr>
+        <w:t>কোনো</w:t>
+      </w:r>
+      <w:r>
+        <w:rPr>
+          <w:rFonts w:ascii="Times New Roman" w:eastAsia="Times New Roman" w:hAnsi="Times New Roman" w:cs="Times New Roman"/>
+          <w:sz w:val="24"/>
+          <w:szCs w:val="24"/>
+        </w:rPr>
+        <w:t xml:space="preserve"> </w:t>
+      </w:r>
+      <w:r>
+        <w:rPr>
+          <w:rFonts w:ascii="Nirmala UI" w:eastAsia="Times New Roman" w:hAnsi="Nirmala UI" w:cs="Nirmala UI"/>
+          <w:sz w:val="24"/>
+          <w:szCs w:val="24"/>
+        </w:rPr>
+        <w:t>পাবলিক</w:t>
+      </w:r>
+      <w:r>
+        <w:rPr>
+          <w:rFonts w:ascii="Times New Roman" w:eastAsia="Times New Roman" w:hAnsi="Times New Roman" w:cs="Times New Roman"/>
+          <w:sz w:val="24"/>
+          <w:szCs w:val="24"/>
+        </w:rPr>
+        <w:t xml:space="preserve"> </w:t>
+      </w:r>
+      <w:r>
+        <w:rPr>
+          <w:rFonts w:ascii="Nirmala UI" w:eastAsia="Times New Roman" w:hAnsi="Nirmala UI" w:cs="Nirmala UI"/>
+          <w:sz w:val="24"/>
+          <w:szCs w:val="24"/>
+        </w:rPr>
+        <w:t>এপিআই</w:t>
+      </w:r>
+      <w:r>
+        <w:rPr>
+          <w:rFonts w:ascii="Times New Roman" w:eastAsia="Times New Roman" w:hAnsi="Times New Roman" w:cs="Times New Roman"/>
+          <w:sz w:val="24"/>
+          <w:szCs w:val="24"/>
+        </w:rPr>
+        <w:t xml:space="preserve"> </w:t>
+      </w:r>
+      <w:r>
+        <w:rPr>
+          <w:rFonts w:ascii="Nirmala UI" w:eastAsia="Times New Roman" w:hAnsi="Nirmala UI" w:cs="Nirmala UI"/>
+          <w:sz w:val="24"/>
+          <w:szCs w:val="24"/>
+        </w:rPr>
+        <w:t>হলে</w:t>
+      </w:r>
+      <w:r>
+        <w:rPr>
+          <w:rFonts w:ascii="Times New Roman" w:eastAsia="Times New Roman" w:hAnsi="Times New Roman" w:cs="Times New Roman"/>
+          <w:sz w:val="24"/>
+          <w:szCs w:val="24"/>
+        </w:rPr>
+        <w:t xml:space="preserve">), </w:t>
+      </w:r>
+      <w:r>
+        <w:rPr>
+          <w:rFonts w:ascii="Nirmala UI" w:eastAsia="Times New Roman" w:hAnsi="Nirmala UI" w:cs="Nirmala UI"/>
+          <w:sz w:val="24"/>
+          <w:szCs w:val="24"/>
+        </w:rPr>
+        <w:t>তবুও</w:t>
+      </w:r>
+      <w:r>
+        <w:rPr>
+          <w:rFonts w:ascii="Times New Roman" w:eastAsia="Times New Roman" w:hAnsi="Times New Roman" w:cs="Times New Roman"/>
+          <w:sz w:val="24"/>
+          <w:szCs w:val="24"/>
+        </w:rPr>
+        <w:t xml:space="preserve"> </w:t>
+      </w:r>
+      <w:r>
+        <w:rPr>
+          <w:rFonts w:ascii="Nirmala UI" w:eastAsia="Times New Roman" w:hAnsi="Nirmala UI" w:cs="Nirmala UI"/>
+          <w:sz w:val="24"/>
+          <w:szCs w:val="24"/>
+        </w:rPr>
+        <w:t>সে</w:t>
+      </w:r>
+      <w:r>
+        <w:rPr>
+          <w:rFonts w:ascii="Times New Roman" w:eastAsia="Times New Roman" w:hAnsi="Times New Roman" w:cs="Times New Roman"/>
+          <w:sz w:val="24"/>
+          <w:szCs w:val="24"/>
+        </w:rPr>
+        <w:t xml:space="preserve"> </w:t>
+      </w:r>
+      <w:r>
+        <w:rPr>
+          <w:rFonts w:ascii="Nirmala UI" w:eastAsia="Times New Roman" w:hAnsi="Nirmala UI" w:cs="Nirmala UI"/>
+          <w:sz w:val="24"/>
+          <w:szCs w:val="24"/>
+        </w:rPr>
+        <w:t>এরর</w:t>
+      </w:r>
+      <w:r>
+        <w:rPr>
+          <w:rFonts w:ascii="Times New Roman" w:eastAsia="Times New Roman" w:hAnsi="Times New Roman" w:cs="Times New Roman"/>
+          <w:sz w:val="24"/>
+          <w:szCs w:val="24"/>
+        </w:rPr>
+        <w:t xml:space="preserve"> </w:t>
+      </w:r>
+      <w:r>
+        <w:rPr>
+          <w:rFonts w:ascii="Nirmala UI" w:eastAsia="Times New Roman" w:hAnsi="Nirmala UI" w:cs="Nirmala UI"/>
+          <w:sz w:val="24"/>
+          <w:szCs w:val="24"/>
+        </w:rPr>
+        <w:t>দেয়</w:t>
+      </w:r>
+      <w:r>
+        <w:rPr>
+          <w:rFonts w:ascii="Times New Roman" w:eastAsia="Times New Roman" w:hAnsi="Times New Roman" w:cs="Times New Roman"/>
+          <w:sz w:val="24"/>
+          <w:szCs w:val="24"/>
+        </w:rPr>
+        <w:t xml:space="preserve"> </w:t>
+      </w:r>
+      <w:r>
+        <w:rPr>
+          <w:rFonts w:ascii="Nirmala UI" w:eastAsia="Times New Roman" w:hAnsi="Nirmala UI" w:cs="Nirmala UI"/>
+          <w:sz w:val="24"/>
+          <w:szCs w:val="24"/>
+        </w:rPr>
+        <w:t>না।</w:t>
+      </w:r>
+      <w:r>
+        <w:rPr>
+          <w:rFonts w:ascii="Times New Roman" w:eastAsia="Times New Roman" w:hAnsi="Times New Roman" w:cs="Times New Roman"/>
+          <w:sz w:val="24"/>
+          <w:szCs w:val="24"/>
+        </w:rPr>
+        <w:t xml:space="preserve"> </w:t>
+      </w:r>
+      <w:r>
+        <w:rPr>
+          <w:rFonts w:ascii="Nirmala UI" w:eastAsia="Times New Roman" w:hAnsi="Nirmala UI" w:cs="Nirmala UI"/>
+          <w:sz w:val="24"/>
+          <w:szCs w:val="24"/>
+        </w:rPr>
+        <w:t>সে</w:t>
+      </w:r>
+      <w:r>
+        <w:rPr>
+          <w:rFonts w:ascii="Times New Roman" w:eastAsia="Times New Roman" w:hAnsi="Times New Roman" w:cs="Times New Roman"/>
+          <w:sz w:val="24"/>
+          <w:szCs w:val="24"/>
+        </w:rPr>
+        <w:t xml:space="preserve"> </w:t>
+      </w:r>
+      <w:r>
+        <w:rPr>
+          <w:rFonts w:ascii="Nirmala UI" w:eastAsia="Times New Roman" w:hAnsi="Nirmala UI" w:cs="Nirmala UI"/>
+          <w:sz w:val="24"/>
+          <w:szCs w:val="24"/>
+        </w:rPr>
+        <w:t>শান্তভাবে</w:t>
+      </w:r>
+      <w:r>
+        <w:rPr>
+          <w:rFonts w:ascii="Times New Roman" w:eastAsia="Times New Roman" w:hAnsi="Times New Roman" w:cs="Times New Roman"/>
+          <w:sz w:val="24"/>
+          <w:szCs w:val="24"/>
+        </w:rPr>
+        <w:t xml:space="preserve"> </w:t>
+      </w:r>
+      <w:r>
+        <w:rPr>
+          <w:rFonts w:ascii="Courier New" w:eastAsia="Times New Roman" w:hAnsi="Courier New" w:cs="Courier New"/>
+          <w:sz w:val="20"/>
+          <w:szCs w:val="20"/>
+        </w:rPr>
+        <w:t>"UNKNOWN_USER"</w:t>
+      </w:r>
+      <w:r>
+        <w:rPr>
+          <w:rFonts w:ascii="Times New Roman" w:eastAsia="Times New Roman" w:hAnsi="Times New Roman" w:cs="Times New Roman"/>
+          <w:sz w:val="24"/>
+          <w:szCs w:val="24"/>
+        </w:rPr>
+        <w:t xml:space="preserve"> </w:t>
+      </w:r>
+      <w:r>
+        <w:rPr>
+          <w:rFonts w:ascii="Nirmala UI" w:eastAsia="Times New Roman" w:hAnsi="Nirmala UI" w:cs="Nirmala UI"/>
+          <w:sz w:val="24"/>
+          <w:szCs w:val="24"/>
+        </w:rPr>
+        <w:t>রিটার্ন</w:t>
+      </w:r>
+      <w:r>
+        <w:rPr>
+          <w:rFonts w:ascii="Times New Roman" w:eastAsia="Times New Roman" w:hAnsi="Times New Roman" w:cs="Times New Roman"/>
+          <w:sz w:val="24"/>
+          <w:szCs w:val="24"/>
+        </w:rPr>
+        <w:t xml:space="preserve"> </w:t>
+      </w:r>
+      <w:r>
+        <w:rPr>
+          <w:rFonts w:ascii="Nirmala UI" w:eastAsia="Times New Roman" w:hAnsi="Nirmala UI" w:cs="Nirmala UI"/>
+          <w:sz w:val="24"/>
+          <w:szCs w:val="24"/>
+        </w:rPr>
+        <w:t>করে</w:t>
+      </w:r>
+      <w:r>
+        <w:rPr>
+          <w:rFonts w:ascii="Times New Roman" w:eastAsia="Times New Roman" w:hAnsi="Times New Roman" w:cs="Times New Roman"/>
+          <w:sz w:val="24"/>
+          <w:szCs w:val="24"/>
+        </w:rPr>
+        <w:t xml:space="preserve"> </w:t>
+      </w:r>
+      <w:r>
+        <w:rPr>
+          <w:rFonts w:ascii="Nirmala UI" w:eastAsia="Times New Roman" w:hAnsi="Nirmala UI" w:cs="Nirmala UI"/>
+          <w:sz w:val="24"/>
+          <w:szCs w:val="24"/>
+        </w:rPr>
+        <w:t>যাতে</w:t>
+      </w:r>
+      <w:r>
+        <w:rPr>
+          <w:rFonts w:ascii="Times New Roman" w:eastAsia="Times New Roman" w:hAnsi="Times New Roman" w:cs="Times New Roman"/>
+          <w:sz w:val="24"/>
+          <w:szCs w:val="24"/>
+        </w:rPr>
+        <w:t xml:space="preserve"> </w:t>
+      </w:r>
+      <w:r>
+        <w:rPr>
+          <w:rFonts w:ascii="Nirmala UI" w:eastAsia="Times New Roman" w:hAnsi="Nirmala UI" w:cs="Nirmala UI"/>
+          <w:sz w:val="24"/>
+          <w:szCs w:val="24"/>
+        </w:rPr>
+        <w:t>লগে</w:t>
+      </w:r>
+      <w:r>
+        <w:rPr>
+          <w:rFonts w:ascii="Times New Roman" w:eastAsia="Times New Roman" w:hAnsi="Times New Roman" w:cs="Times New Roman"/>
+          <w:sz w:val="24"/>
+          <w:szCs w:val="24"/>
+        </w:rPr>
+        <w:t xml:space="preserve"> </w:t>
+      </w:r>
+      <w:r>
+        <w:rPr>
+          <w:rFonts w:ascii="Nirmala UI" w:eastAsia="Times New Roman" w:hAnsi="Nirmala UI" w:cs="Nirmala UI"/>
+          <w:sz w:val="24"/>
+          <w:szCs w:val="24"/>
+        </w:rPr>
+        <w:t>অন্তত</w:t>
+      </w:r>
+      <w:r>
+        <w:rPr>
+          <w:rFonts w:ascii="Times New Roman" w:eastAsia="Times New Roman" w:hAnsi="Times New Roman" w:cs="Times New Roman"/>
+          <w:sz w:val="24"/>
+          <w:szCs w:val="24"/>
+        </w:rPr>
+        <w:t xml:space="preserve"> </w:t>
+      </w:r>
+      <w:r>
+        <w:rPr>
+          <w:rFonts w:ascii="Nirmala UI" w:eastAsia="Times New Roman" w:hAnsi="Nirmala UI" w:cs="Nirmala UI"/>
+          <w:sz w:val="24"/>
+          <w:szCs w:val="24"/>
+        </w:rPr>
+        <w:t>এন্ট্রি</w:t>
+      </w:r>
+      <w:r>
+        <w:rPr>
+          <w:rFonts w:ascii="Times New Roman" w:eastAsia="Times New Roman" w:hAnsi="Times New Roman" w:cs="Times New Roman"/>
+          <w:sz w:val="24"/>
+          <w:szCs w:val="24"/>
+        </w:rPr>
+        <w:t xml:space="preserve"> </w:t>
+      </w:r>
+      <w:r>
+        <w:rPr>
+          <w:rFonts w:ascii="Nirmala UI" w:eastAsia="Times New Roman" w:hAnsi="Nirmala UI" w:cs="Nirmala UI"/>
+          <w:sz w:val="24"/>
+          <w:szCs w:val="24"/>
+        </w:rPr>
+        <w:t>পড়ে।</w:t>
+      </w:r>
+    </w:p>
+    <w:p>
+      <w:pPr>
+        <w:numPr>
+          <w:ilvl w:val="0"/>
+          <w:numId w:val="2"/>
+        </w:numPr>
+        <w:spacing w:before="100" w:beforeAutospacing="1" w:after="100" w:afterAutospacing="1" w:line="240" w:lineRule="auto"/>
+        <w:rPr>
+          <w:rFonts w:ascii="Times New Roman" w:eastAsia="Times New Roman" w:hAnsi="Times New Roman" w:cs="Times New Roman"/>
+          <w:sz w:val="24"/>
+          <w:szCs w:val="24"/>
+        </w:rPr>
+      </w:pPr>
+      <w:r>
+        <w:rPr>
+          <w:rFonts w:ascii="Nirmala UI" w:eastAsia="Times New Roman" w:hAnsi="Nirmala UI" w:cs="Nirmala UI"/>
+          <w:b/>
+          <w:bCs/>
+          <w:sz w:val="24"/>
+          <w:szCs w:val="24"/>
+        </w:rPr>
+        <w:t>ব্যবহারের</w:t>
+      </w:r>
+      <w:r>
+        <w:rPr>
+          <w:rFonts w:ascii="Times New Roman" w:eastAsia="Times New Roman" w:hAnsi="Times New Roman" w:cs="Times New Roman"/>
+          <w:b/>
+          <w:bCs/>
+          <w:sz w:val="24"/>
+          <w:szCs w:val="24"/>
+        </w:rPr>
+        <w:t xml:space="preserve"> </w:t>
+      </w:r>
+      <w:r>
+        <w:rPr>
+          <w:rFonts w:ascii="Nirmala UI" w:eastAsia="Times New Roman" w:hAnsi="Nirmala UI" w:cs="Nirmala UI"/>
+          <w:b/>
+          <w:bCs/>
+          <w:sz w:val="24"/>
+          <w:szCs w:val="24"/>
+        </w:rPr>
+        <w:t>ক্ষেত্র</w:t>
+      </w:r>
+      <w:r>
+        <w:rPr>
+          <w:rFonts w:ascii="Times New Roman" w:eastAsia="Times New Roman" w:hAnsi="Times New Roman" w:cs="Times New Roman"/>
+          <w:b/>
+          <w:bCs/>
+          <w:sz w:val="24"/>
+          <w:szCs w:val="24"/>
+        </w:rPr>
+        <w:t>:</w:t>
+      </w:r>
+      <w:r>
+        <w:rPr>
+          <w:rFonts w:ascii="Times New Roman" w:eastAsia="Times New Roman" w:hAnsi="Times New Roman" w:cs="Times New Roman"/>
+          <w:sz w:val="24"/>
+          <w:szCs w:val="24"/>
+        </w:rPr>
+        <w:t xml:space="preserve"> </w:t>
+      </w:r>
+      <w:r>
+        <w:rPr>
+          <w:rFonts w:ascii="Nirmala UI" w:eastAsia="Times New Roman" w:hAnsi="Nirmala UI" w:cs="Nirmala UI"/>
+          <w:sz w:val="24"/>
+          <w:szCs w:val="24"/>
+        </w:rPr>
+        <w:t>মনোলিথিক</w:t>
+      </w:r>
+      <w:r>
+        <w:rPr>
+          <w:rFonts w:ascii="Times New Roman" w:eastAsia="Times New Roman" w:hAnsi="Times New Roman" w:cs="Times New Roman"/>
+          <w:sz w:val="24"/>
+          <w:szCs w:val="24"/>
+        </w:rPr>
+        <w:t xml:space="preserve"> </w:t>
+      </w:r>
+      <w:r>
+        <w:rPr>
+          <w:rFonts w:ascii="Nirmala UI" w:eastAsia="Times New Roman" w:hAnsi="Nirmala UI" w:cs="Nirmala UI"/>
+          <w:sz w:val="24"/>
+          <w:szCs w:val="24"/>
+        </w:rPr>
+        <w:t>অ্যাপ্লিকেশন</w:t>
+      </w:r>
+      <w:r>
+        <w:rPr>
+          <w:rFonts w:ascii="Times New Roman" w:eastAsia="Times New Roman" w:hAnsi="Times New Roman" w:cs="Times New Roman"/>
+          <w:sz w:val="24"/>
+          <w:szCs w:val="24"/>
+        </w:rPr>
+        <w:t xml:space="preserve"> (Monolith Architecture) </w:t>
+      </w:r>
+      <w:r>
+        <w:rPr>
+          <w:rFonts w:ascii="Nirmala UI" w:eastAsia="Times New Roman" w:hAnsi="Nirmala UI" w:cs="Nirmala UI"/>
+          <w:sz w:val="24"/>
+          <w:szCs w:val="24"/>
+        </w:rPr>
+        <w:t>অথবা</w:t>
+      </w:r>
+      <w:r>
+        <w:rPr>
+          <w:rFonts w:ascii="Times New Roman" w:eastAsia="Times New Roman" w:hAnsi="Times New Roman" w:cs="Times New Roman"/>
+          <w:sz w:val="24"/>
+          <w:szCs w:val="24"/>
+        </w:rPr>
+        <w:t xml:space="preserve"> </w:t>
+      </w:r>
+      <w:r>
+        <w:rPr>
+          <w:rFonts w:ascii="Nirmala UI" w:eastAsia="Times New Roman" w:hAnsi="Nirmala UI" w:cs="Nirmala UI"/>
+          <w:sz w:val="24"/>
+          <w:szCs w:val="24"/>
+        </w:rPr>
+        <w:t>যেখানে</w:t>
+      </w:r>
+      <w:r>
+        <w:rPr>
+          <w:rFonts w:ascii="Times New Roman" w:eastAsia="Times New Roman" w:hAnsi="Times New Roman" w:cs="Times New Roman"/>
+          <w:sz w:val="24"/>
+          <w:szCs w:val="24"/>
+        </w:rPr>
+        <w:t xml:space="preserve"> </w:t>
+      </w:r>
+      <w:r>
+        <w:rPr>
+          <w:rFonts w:ascii="Nirmala UI" w:eastAsia="Times New Roman" w:hAnsi="Nirmala UI" w:cs="Nirmala UI"/>
+          <w:sz w:val="24"/>
+          <w:szCs w:val="24"/>
+        </w:rPr>
+        <w:t>ফ্রন্টএন্ড</w:t>
+      </w:r>
+      <w:r>
+        <w:rPr>
+          <w:rFonts w:ascii="Times New Roman" w:eastAsia="Times New Roman" w:hAnsi="Times New Roman" w:cs="Times New Roman"/>
+          <w:sz w:val="24"/>
+          <w:szCs w:val="24"/>
+        </w:rPr>
+        <w:t xml:space="preserve"> </w:t>
+      </w:r>
+      <w:r>
+        <w:rPr>
+          <w:rFonts w:ascii="Nirmala UI" w:eastAsia="Times New Roman" w:hAnsi="Nirmala UI" w:cs="Nirmala UI"/>
+          <w:sz w:val="24"/>
+          <w:szCs w:val="24"/>
+        </w:rPr>
+        <w:t>সরাসরি</w:t>
+      </w:r>
+      <w:r>
+        <w:rPr>
+          <w:rFonts w:ascii="Times New Roman" w:eastAsia="Times New Roman" w:hAnsi="Times New Roman" w:cs="Times New Roman"/>
+          <w:sz w:val="24"/>
+          <w:szCs w:val="24"/>
+        </w:rPr>
+        <w:t xml:space="preserve"> </w:t>
+      </w:r>
+      <w:r>
+        <w:rPr>
+          <w:rFonts w:ascii="Nirmala UI" w:eastAsia="Times New Roman" w:hAnsi="Nirmala UI" w:cs="Nirmala UI"/>
+          <w:sz w:val="24"/>
+          <w:szCs w:val="24"/>
+        </w:rPr>
+        <w:t>ব্যাকএন্ডের</w:t>
+      </w:r>
+      <w:r>
+        <w:rPr>
+          <w:rFonts w:ascii="Times New Roman" w:eastAsia="Times New Roman" w:hAnsi="Times New Roman" w:cs="Times New Roman"/>
+          <w:sz w:val="24"/>
+          <w:szCs w:val="24"/>
+        </w:rPr>
+        <w:t xml:space="preserve"> </w:t>
+      </w:r>
+      <w:r>
+        <w:rPr>
+          <w:rFonts w:ascii="Nirmala UI" w:eastAsia="Times New Roman" w:hAnsi="Nirmala UI" w:cs="Nirmala UI"/>
+          <w:sz w:val="24"/>
+          <w:szCs w:val="24"/>
+        </w:rPr>
+        <w:t>সাথে</w:t>
+      </w:r>
+      <w:r>
+        <w:rPr>
+          <w:rFonts w:ascii="Times New Roman" w:eastAsia="Times New Roman" w:hAnsi="Times New Roman" w:cs="Times New Roman"/>
+          <w:sz w:val="24"/>
+          <w:szCs w:val="24"/>
+        </w:rPr>
+        <w:t xml:space="preserve"> </w:t>
+      </w:r>
+      <w:r>
+        <w:rPr>
+          <w:rFonts w:ascii="Nirmala UI" w:eastAsia="Times New Roman" w:hAnsi="Nirmala UI" w:cs="Nirmala UI"/>
+          <w:sz w:val="24"/>
+          <w:szCs w:val="24"/>
+        </w:rPr>
+        <w:t>যুক্ত</w:t>
+      </w:r>
+      <w:r>
+        <w:rPr>
+          <w:rFonts w:ascii="Times New Roman" w:eastAsia="Times New Roman" w:hAnsi="Times New Roman" w:cs="Times New Roman"/>
+          <w:sz w:val="24"/>
+          <w:szCs w:val="24"/>
+        </w:rPr>
+        <w:t xml:space="preserve"> </w:t>
+      </w:r>
+      <w:r>
+        <w:rPr>
+          <w:rFonts w:ascii="Nirmala UI" w:eastAsia="Times New Roman" w:hAnsi="Nirmala UI" w:cs="Nirmala UI"/>
+          <w:sz w:val="24"/>
+          <w:szCs w:val="24"/>
+        </w:rPr>
+        <w:t>এবং</w:t>
+      </w:r>
+      <w:r>
+        <w:rPr>
+          <w:rFonts w:ascii="Times New Roman" w:eastAsia="Times New Roman" w:hAnsi="Times New Roman" w:cs="Times New Roman"/>
+          <w:sz w:val="24"/>
+          <w:szCs w:val="24"/>
+        </w:rPr>
+        <w:t xml:space="preserve"> Spring Security </w:t>
+      </w:r>
+      <w:r>
+        <w:rPr>
+          <w:rFonts w:ascii="Nirmala UI" w:eastAsia="Times New Roman" w:hAnsi="Nirmala UI" w:cs="Nirmala UI"/>
+          <w:sz w:val="24"/>
+          <w:szCs w:val="24"/>
+        </w:rPr>
+        <w:t>দিয়ে</w:t>
+      </w:r>
+      <w:r>
+        <w:rPr>
+          <w:rFonts w:ascii="Times New Roman" w:eastAsia="Times New Roman" w:hAnsi="Times New Roman" w:cs="Times New Roman"/>
+          <w:sz w:val="24"/>
+          <w:szCs w:val="24"/>
+        </w:rPr>
+        <w:t xml:space="preserve"> </w:t>
+      </w:r>
+      <w:r>
+        <w:rPr>
+          <w:rFonts w:ascii="Nirmala UI" w:eastAsia="Times New Roman" w:hAnsi="Nirmala UI" w:cs="Nirmala UI"/>
+          <w:sz w:val="24"/>
+          <w:szCs w:val="24"/>
+        </w:rPr>
+        <w:t>অথেনটিকেশন</w:t>
+      </w:r>
+      <w:r>
+        <w:rPr>
+          <w:rFonts w:ascii="Times New Roman" w:eastAsia="Times New Roman" w:hAnsi="Times New Roman" w:cs="Times New Roman"/>
+          <w:sz w:val="24"/>
+          <w:szCs w:val="24"/>
+        </w:rPr>
+        <w:t xml:space="preserve"> </w:t>
+      </w:r>
+      <w:r>
+        <w:rPr>
+          <w:rFonts w:ascii="Nirmala UI" w:eastAsia="Times New Roman" w:hAnsi="Nirmala UI" w:cs="Nirmala UI"/>
+          <w:sz w:val="24"/>
+          <w:szCs w:val="24"/>
+        </w:rPr>
+        <w:t>হ্যান্ডেল</w:t>
+      </w:r>
+      <w:r>
+        <w:rPr>
+          <w:rFonts w:ascii="Times New Roman" w:eastAsia="Times New Roman" w:hAnsi="Times New Roman" w:cs="Times New Roman"/>
+          <w:sz w:val="24"/>
+          <w:szCs w:val="24"/>
+        </w:rPr>
+        <w:t xml:space="preserve"> </w:t>
+      </w:r>
+      <w:r>
+        <w:rPr>
+          <w:rFonts w:ascii="Nirmala UI" w:eastAsia="Times New Roman" w:hAnsi="Nirmala UI" w:cs="Nirmala UI"/>
+          <w:sz w:val="24"/>
+          <w:szCs w:val="24"/>
+        </w:rPr>
+        <w:t>করা</w:t>
+      </w:r>
+      <w:r>
+        <w:rPr>
+          <w:rFonts w:ascii="Times New Roman" w:eastAsia="Times New Roman" w:hAnsi="Times New Roman" w:cs="Times New Roman"/>
+          <w:sz w:val="24"/>
+          <w:szCs w:val="24"/>
+        </w:rPr>
+        <w:t xml:space="preserve"> </w:t>
+      </w:r>
+      <w:r>
+        <w:rPr>
+          <w:rFonts w:ascii="Nirmala UI" w:eastAsia="Times New Roman" w:hAnsi="Nirmala UI" w:cs="Nirmala UI"/>
+          <w:sz w:val="24"/>
+          <w:szCs w:val="24"/>
+        </w:rPr>
+        <w:t>হচ্ছে।</w:t>
+      </w:r>
+    </w:p>
     <w:p>
       <w:bookmarkStart w:id="0" w:name="_GoBack"/>
       <w:bookmarkEnd w:id="0"/>
     </w:p>
+    <w:p/>
     <w:sectPr>
       <w:pgSz w:w="12240" w:h="15840"/>
       <w:pgMar w:top="1440" w:right="1440" w:bottom="1440" w:left="1440" w:header="720" w:footer="720" w:gutter="0"/>
@@ -22041,6 +24764,151 @@
 <file path=word/numbering.xml><?xml version="1.0" encoding="utf-8"?>
 <w:numbering xmlns:wpc="http://schemas.microsoft.com/office/word/2010/wordprocessingCanvas" xmlns:mc="http://schemas.openxmlformats.org/markup-compatibility/2006" xmlns:o="urn:schemas-microsoft-com:office:office" xmlns:r="http://schemas.openxmlformats.org/officeDocument/2006/relationships" xmlns:m="http://schemas.openxmlformats.org/officeDocument/2006/math" xmlns:v="urn:schemas-microsoft-com:vml" xmlns:wp14="http://schemas.microsoft.com/office/word/2010/wordprocessingDrawing" xmlns:wp="http://schemas.openxmlformats.org/drawingml/2006/wordprocessingDrawing" xmlns:w10="urn:schemas-microsoft-com:office:word" xmlns:w="http://schemas.openxmlformats.org/wordprocessingml/2006/main" xmlns:w14="http://schemas.microsoft.com/office/word/2010/wordml" xmlns:w15="http://schemas.microsoft.com/office/word/2012/wordml" xmlns:wpg="http://schemas.microsoft.com/office/word/2010/wordprocessingGroup" xmlns:wpi="http://schemas.microsoft.com/office/word/2010/wordprocessingInk" xmlns:wne="http://schemas.microsoft.com/office/word/2006/wordml" xmlns:wps="http://schemas.microsoft.com/office/word/2010/wordprocessingShape" mc:Ignorable="w14 w15 wp14">
   <w:abstractNum w:abstractNumId="0">
+    <w:nsid w:val="10096EE9"/>
+    <w:multiLevelType w:val="multilevel"/>
+    <w:tmpl w:val="6C30C6B6"/>
+    <w:lvl w:ilvl="0">
+      <w:start w:val="1"/>
+      <w:numFmt w:val="bullet"/>
+      <w:lvlText w:val=""/>
+      <w:lvlJc w:val="left"/>
+      <w:pPr>
+        <w:tabs>
+          <w:tab w:val="num" w:pos="720"/>
+        </w:tabs>
+        <w:ind w:left="720" w:hanging="360"/>
+      </w:pPr>
+      <w:rPr>
+        <w:rFonts w:ascii="Symbol" w:hAnsi="Symbol" w:hint="default"/>
+        <w:sz w:val="20"/>
+      </w:rPr>
+    </w:lvl>
+    <w:lvl w:ilvl="1">
+      <w:start w:val="1"/>
+      <w:numFmt w:val="decimal"/>
+      <w:lvlText w:val="%2."/>
+      <w:lvlJc w:val="left"/>
+      <w:pPr>
+        <w:tabs>
+          <w:tab w:val="num" w:pos="1440"/>
+        </w:tabs>
+        <w:ind w:left="1440" w:hanging="360"/>
+      </w:pPr>
+    </w:lvl>
+    <w:lvl w:ilvl="2" w:tentative="1">
+      <w:start w:val="1"/>
+      <w:numFmt w:val="bullet"/>
+      <w:lvlText w:val=""/>
+      <w:lvlJc w:val="left"/>
+      <w:pPr>
+        <w:tabs>
+          <w:tab w:val="num" w:pos="2160"/>
+        </w:tabs>
+        <w:ind w:left="2160" w:hanging="360"/>
+      </w:pPr>
+      <w:rPr>
+        <w:rFonts w:ascii="Wingdings" w:hAnsi="Wingdings" w:hint="default"/>
+        <w:sz w:val="20"/>
+      </w:rPr>
+    </w:lvl>
+    <w:lvl w:ilvl="3" w:tentative="1">
+      <w:start w:val="1"/>
+      <w:numFmt w:val="bullet"/>
+      <w:lvlText w:val=""/>
+      <w:lvlJc w:val="left"/>
+      <w:pPr>
+        <w:tabs>
+          <w:tab w:val="num" w:pos="2880"/>
+        </w:tabs>
+        <w:ind w:left="2880" w:hanging="360"/>
+      </w:pPr>
+      <w:rPr>
+        <w:rFonts w:ascii="Wingdings" w:hAnsi="Wingdings" w:hint="default"/>
+        <w:sz w:val="20"/>
+      </w:rPr>
+    </w:lvl>
+    <w:lvl w:ilvl="4" w:tentative="1">
+      <w:start w:val="1"/>
+      <w:numFmt w:val="bullet"/>
+      <w:lvlText w:val=""/>
+      <w:lvlJc w:val="left"/>
+      <w:pPr>
+        <w:tabs>
+          <w:tab w:val="num" w:pos="3600"/>
+        </w:tabs>
+        <w:ind w:left="3600" w:hanging="360"/>
+      </w:pPr>
+      <w:rPr>
+        <w:rFonts w:ascii="Wingdings" w:hAnsi="Wingdings" w:hint="default"/>
+        <w:sz w:val="20"/>
+      </w:rPr>
+    </w:lvl>
+    <w:lvl w:ilvl="5" w:tentative="1">
+      <w:start w:val="1"/>
+      <w:numFmt w:val="bullet"/>
+      <w:lvlText w:val=""/>
+      <w:lvlJc w:val="left"/>
+      <w:pPr>
+        <w:tabs>
+          <w:tab w:val="num" w:pos="4320"/>
+        </w:tabs>
+        <w:ind w:left="4320" w:hanging="360"/>
+      </w:pPr>
+      <w:rPr>
+        <w:rFonts w:ascii="Wingdings" w:hAnsi="Wingdings" w:hint="default"/>
+        <w:sz w:val="20"/>
+      </w:rPr>
+    </w:lvl>
+    <w:lvl w:ilvl="6" w:tentative="1">
+      <w:start w:val="1"/>
+      <w:numFmt w:val="bullet"/>
+      <w:lvlText w:val=""/>
+      <w:lvlJc w:val="left"/>
+      <w:pPr>
+        <w:tabs>
+          <w:tab w:val="num" w:pos="5040"/>
+        </w:tabs>
+        <w:ind w:left="5040" w:hanging="360"/>
+      </w:pPr>
+      <w:rPr>
+        <w:rFonts w:ascii="Wingdings" w:hAnsi="Wingdings" w:hint="default"/>
+        <w:sz w:val="20"/>
+      </w:rPr>
+    </w:lvl>
+    <w:lvl w:ilvl="7" w:tentative="1">
+      <w:start w:val="1"/>
+      <w:numFmt w:val="bullet"/>
+      <w:lvlText w:val=""/>
+      <w:lvlJc w:val="left"/>
+      <w:pPr>
+        <w:tabs>
+          <w:tab w:val="num" w:pos="5760"/>
+        </w:tabs>
+        <w:ind w:left="5760" w:hanging="360"/>
+      </w:pPr>
+      <w:rPr>
+        <w:rFonts w:ascii="Wingdings" w:hAnsi="Wingdings" w:hint="default"/>
+        <w:sz w:val="20"/>
+      </w:rPr>
+    </w:lvl>
+    <w:lvl w:ilvl="8" w:tentative="1">
+      <w:start w:val="1"/>
+      <w:numFmt w:val="bullet"/>
+      <w:lvlText w:val=""/>
+      <w:lvlJc w:val="left"/>
+      <w:pPr>
+        <w:tabs>
+          <w:tab w:val="num" w:pos="6480"/>
+        </w:tabs>
+        <w:ind w:left="6480" w:hanging="360"/>
+      </w:pPr>
+      <w:rPr>
+        <w:rFonts w:ascii="Wingdings" w:hAnsi="Wingdings" w:hint="default"/>
+        <w:sz w:val="20"/>
+      </w:rPr>
+    </w:lvl>
+  </w:abstractNum>
+  <w:abstractNum w:abstractNumId="1">
     <w:nsid w:val="35177EED"/>
     <w:multiLevelType w:val="multilevel"/>
     <w:tmpl w:val="4F467EB0"/>
@@ -22158,6 +25026,9 @@
     </w:lvl>
   </w:abstractNum>
   <w:num w:numId="1">
+    <w:abstractNumId w:val="1"/>
+  </w:num>
+  <w:num w:numId="2">
     <w:abstractNumId w:val="0"/>
   </w:num>
 </w:numbering>
@@ -22729,6 +25600,26 @@
       <w:szCs w:val="27"/>
     </w:rPr>
   </w:style>
+  <w:style w:type="character" w:customStyle="1" w:styleId="ng-tns-c2702060661-576">
+    <w:name w:val="ng-tns-c2702060661-576"/>
+    <w:basedOn w:val="DefaultParagraphFont"/>
+    <w:rsid w:val="008D7193"/>
+  </w:style>
+  <w:style w:type="character" w:customStyle="1" w:styleId="hljs-function">
+    <w:name w:val="hljs-function"/>
+    <w:basedOn w:val="DefaultParagraphFont"/>
+    <w:rsid w:val="008D7193"/>
+  </w:style>
+  <w:style w:type="character" w:customStyle="1" w:styleId="hljs-params">
+    <w:name w:val="hljs-params"/>
+    <w:basedOn w:val="DefaultParagraphFont"/>
+    <w:rsid w:val="008D7193"/>
+  </w:style>
+  <w:style w:type="character" w:customStyle="1" w:styleId="hljs-comment">
+    <w:name w:val="hljs-comment"/>
+    <w:basedOn w:val="DefaultParagraphFont"/>
+    <w:rsid w:val="008D7193"/>
+  </w:style>
 </w:styles>
 </file>
 
